--- a/pr-preview/pr-263/linear-algebra-inner-products-tracked-changes.docx
+++ b/pr-preview/pr-263/linear-algebra-inner-products-tracked-changes.docx
@@ -16,7 +16,7 @@
       </w:pPr>
       <w:del w:id="1" w:author="PR Preview" w:date="2026-01-01T00:00:00Z">
         <w:r>
-          <w:delText xml:space="preserve">Last modified: 2026-10-13 11:22:25 (PDT)</w:delText>
+          <w:delText xml:space="preserve">Last modified: 2026-10-13 17:46:07 (PDT)</w:delText>
         </w:r>
       </w:del>
     </w:p>
@@ -26,11 +26,11 @@
       </w:pPr>
       <w:ins w:id="2" w:author="PR Preview" w:date="2026-01-01T00:00:00Z">
         <w:r>
-          <w:t xml:space="preserve">Last modified: 2026-10-13 13:40:26 (PDT)</w:t>
+          <w:t xml:space="preserve">Last modified: 2026-10-13 17:44:25 (PDT)</w:t>
         </w:r>
       </w:ins>
     </w:p>
-    <w:bookmarkStart w:id="23" w:name="sec-inner-products"/>
+    <w:bookmarkStart w:id="24" w:name="sec-inner-products"/>
     <w:p>
       <w:pPr>
         <w:pStyle w:val="Heading2"/>
@@ -7432,7 +7432,7 @@
       </m:oMathPara>
     </w:p>
     <w:bookmarkEnd w:id="19"/>
-    <w:bookmarkStart w:id="21" w:name="def-orthogonal-inner-product"/>
+    <w:bookmarkStart w:id="20" w:name="def-orthogonal-inner-product"/>
     <w:p>
       <w:pPr>
         <w:pStyle w:val="FirstParagraph"/>
@@ -7705,46 +7705,9 @@
       <w:r>
         <w:t xml:space="preserve">.</w:t>
       </w:r>
-      <w:r>
-        <w:t xml:space="preserve"> </w:t>
-      </w:r>
-      <w:r>
-        <w:t xml:space="preserve">With the dot product as the inner product (</w:t>
-      </w:r>
-      <w:hyperlink w:anchor="exm-dot-product-inner-product">
-        <w:r>
-          <w:rPr>
-            <w:rStyle w:val="Hyperlink"/>
-          </w:rPr>
-          <w:t xml:space="preserve">Example 1</w:t>
-        </w:r>
-      </w:hyperlink>
-      <w:r>
-        <w:t xml:space="preserve">),</w:t>
-      </w:r>
-      <w:r>
-        <w:t xml:space="preserve"> </w:t>
-      </w:r>
-      <w:r>
-        <w:t xml:space="preserve">this condition is orthogonality as in</w:t>
-      </w:r>
-      <w:r>
-        <w:t xml:space="preserve"> </w:t>
-      </w:r>
-      <w:hyperlink r:id="rId20">
-        <w:r>
-          <w:rPr>
-            <w:rStyle w:val="Hyperlink"/>
-          </w:rPr>
-          <w:t xml:space="preserve">Definition 13 in Vectors</w:t>
-        </w:r>
-      </w:hyperlink>
-      <w:r>
-        <w:t xml:space="preserve">.</w:t>
-      </w:r>
     </w:p>
-    <w:bookmarkEnd w:id="21"/>
-    <w:bookmarkStart w:id="22" w:name="exm-orthogonal-inner-product"/>
+    <w:bookmarkEnd w:id="20"/>
+    <w:bookmarkStart w:id="21" w:name="exm-orthogonal-inner-product"/>
     <w:p>
       <w:pPr>
         <w:pStyle w:val="BodyText"/>
@@ -8474,9 +8437,77 @@
         </m:oMath>
       </m:oMathPara>
     </w:p>
-    <w:bookmarkEnd w:id="22"/>
+    <w:bookmarkEnd w:id="21"/>
+    <w:bookmarkStart w:id="23" w:name="rem-orthogonal-inner-product-dot-product"/>
+    <w:p>
+      <w:pPr>
+        <w:pStyle w:val="FirstParagraph"/>
+      </w:pPr>
+      <w:r>
+        <w:rPr>
+          <w:i/>
+          <w:iCs/>
+        </w:rPr>
+        <w:t xml:space="preserve">Remark 2</w:t>
+      </w:r>
+      <w:r>
+        <w:t xml:space="preserve"> (Orthogonality for the dot product). </w:t>
+      </w:r>
+      <w:r>
+        <w:t xml:space="preserve">With the dot product as the inner product (</w:t>
+      </w:r>
+      <w:hyperlink w:anchor="exm-dot-product-inner-product">
+        <w:r>
+          <w:rPr>
+            <w:rStyle w:val="Hyperlink"/>
+          </w:rPr>
+          <w:t xml:space="preserve">Example 1</w:t>
+        </w:r>
+      </w:hyperlink>
+      <w:r>
+        <w:t xml:space="preserve">),</w:t>
+      </w:r>
+      <w:r>
+        <w:t xml:space="preserve"> </w:t>
+      </w:r>
+      <w:r>
+        <w:t xml:space="preserve">the condition of</w:t>
+      </w:r>
+      <w:r>
+        <w:t xml:space="preserve"> </w:t>
+      </w:r>
+      <w:hyperlink w:anchor="def-orthogonal-inner-product">
+        <w:r>
+          <w:rPr>
+            <w:rStyle w:val="Hyperlink"/>
+          </w:rPr>
+          <w:t xml:space="preserve">Definition 3</w:t>
+        </w:r>
+      </w:hyperlink>
+      <w:r>
+        <w:t xml:space="preserve"> </w:t>
+      </w:r>
+      <w:r>
+        <w:t xml:space="preserve">is orthogonality as in</w:t>
+      </w:r>
+      <w:r>
+        <w:t xml:space="preserve"> </w:t>
+      </w:r>
+      <w:hyperlink r:id="rId22">
+        <w:r>
+          <w:rPr>
+            <w:rStyle w:val="Hyperlink"/>
+          </w:rPr>
+          <w:t xml:space="preserve">Definition 13 in Vectors</w:t>
+        </w:r>
+      </w:hyperlink>
+      <w:r>
+        <w:t xml:space="preserve">.</w:t>
+      </w:r>
+    </w:p>
     <w:bookmarkEnd w:id="23"/>
-    <w:bookmarkStart w:id="55" w:name="sec-cauchy-schwarz"/>
+    <w:bookmarkEnd w:id="24"/>
+    <w:bookmarkStart w:id="58" w:name="sec-cauchy-schwarz"/>
     <w:p>
       <w:pPr>
         <w:pStyle w:val="Heading2"/>
@@ -8526,18 +8557,18 @@
                 <wp:inline>
                   <wp:extent cx="152400" cy="152400"/>
                   <wp:effectExtent b="0" l="0" r="0" t="0"/>
-                  <wp:docPr descr="" title="" id="25" name="Picture"/>
+                  <wp:docPr descr="" title="" id="26" name="Picture"/>
                   <a:graphic>
                     <a:graphicData uri="http://schemas.openxmlformats.org/drawingml/2006/picture">
                       <pic:pic>
                         <pic:nvPicPr>
-                          <pic:cNvPr descr="/opt/quarto/share/formats/docx/note.png" id="26" name="Picture"/>
+                          <pic:cNvPr descr="/opt/quarto/share/formats/docx/note.png" id="27" name="Picture"/>
                           <pic:cNvPicPr>
                             <a:picLocks noChangeArrowheads="1" noChangeAspect="1"/>
                           </pic:cNvPicPr>
                         </pic:nvPicPr>
                         <pic:blipFill>
-                          <a:blip r:embed="rId24"/>
+                          <a:blip r:embed="rId25"/>
                           <a:stretch>
                             <a:fillRect/>
                           </a:stretch>
@@ -8620,7 +8651,7 @@
             <w:r>
               <w:t xml:space="preserve"> </w:t>
             </w:r>
-            <w:hyperlink r:id="rId27">
+            <w:hyperlink r:id="rId28">
               <w:r>
                 <w:rPr>
                   <w:rStyle w:val="Hyperlink"/>
@@ -8648,7 +8679,7 @@
         </w:tc>
       </w:tr>
     </w:tbl>
-    <w:bookmarkStart w:id="28" w:name="thm-norm-properties"/>
+    <w:bookmarkStart w:id="29" w:name="thm-norm-properties"/>
     <w:p>
       <w:pPr>
         <w:pStyle w:val="BodyText"/>
@@ -8950,7 +8981,7 @@
         <w:t xml:space="preserve">.</w:t>
       </w:r>
     </w:p>
-    <w:bookmarkEnd w:id="28"/>
+    <w:bookmarkEnd w:id="29"/>
     <w:p>
       <w:pPr>
         <w:pStyle w:val="FirstParagraph"/>
@@ -9075,7 +9106,7 @@
       <w:r>
         <w:t xml:space="preserve">(</w:t>
       </w:r>
-      <w:hyperlink r:id="rId29">
+      <w:hyperlink r:id="rId30">
         <w:r>
           <w:rPr>
             <w:rStyle w:val="Hyperlink"/>
@@ -10051,7 +10082,7 @@
         </m:oMath>
       </m:oMathPara>
     </w:p>
-    <w:bookmarkStart w:id="31" w:name="exm-norm-properties"/>
+    <w:bookmarkStart w:id="32" w:name="exm-norm-properties"/>
     <w:p>
       <w:pPr>
         <w:pStyle w:val="FirstParagraph"/>
@@ -10163,12 +10194,12 @@
       <w:r>
         <w:t xml:space="preserve">(</w:t>
       </w:r>
-      <w:hyperlink r:id="rId30">
+      <w:hyperlink r:id="rId31">
         <w:r>
           <w:rPr>
             <w:rStyle w:val="Hyperlink"/>
           </w:rPr>
-          <w:t xml:space="preserve">Example 9 in Vectors</w:t>
+          <w:t xml:space="preserve">Example 10 in Vectors</w:t>
         </w:r>
       </w:hyperlink>
       <w:r>
@@ -10572,20 +10603,20 @@
       <w:r>
         <w:t xml:space="preserve"> </w:t>
       </w:r>
-      <w:hyperlink r:id="rId30">
+      <w:hyperlink r:id="rId31">
         <w:r>
           <w:rPr>
             <w:rStyle w:val="Hyperlink"/>
           </w:rPr>
-          <w:t xml:space="preserve">Example 9 in Vectors</w:t>
+          <w:t xml:space="preserve">Example 10 in Vectors</w:t>
         </w:r>
       </w:hyperlink>
       <w:r>
         <w:t xml:space="preserve">.</w:t>
       </w:r>
     </w:p>
-    <w:bookmarkEnd w:id="31"/>
-    <w:bookmarkStart w:id="32" w:name="thm-norm-sum-square"/>
+    <w:bookmarkEnd w:id="32"/>
+    <w:bookmarkStart w:id="33" w:name="thm-norm-sum-square"/>
     <w:p>
       <w:pPr>
         <w:pStyle w:val="BodyText"/>
@@ -10905,7 +10936,7 @@
       <w:r>
         <w:t xml:space="preserve">(</w:t>
       </w:r>
-      <w:hyperlink r:id="rId20">
+      <w:hyperlink r:id="rId22">
         <w:r>
           <w:rPr>
             <w:rStyle w:val="Hyperlink"/>
@@ -11074,7 +11105,7 @@
         <w:t xml:space="preserve">).</w:t>
       </w:r>
     </w:p>
-    <w:bookmarkEnd w:id="32"/>
+    <w:bookmarkEnd w:id="33"/>
     <w:p>
       <w:pPr>
         <w:pStyle w:val="BodyText"/>
@@ -12200,7 +12231,7 @@
         <w:t xml:space="preserve">and the middle term drops out.</w:t>
       </w:r>
     </w:p>
-    <w:bookmarkStart w:id="33" w:name="exm-norm-sum-square"/>
+    <w:bookmarkStart w:id="34" w:name="exm-norm-sum-square"/>
     <w:p>
       <w:pPr>
         <w:pStyle w:val="BodyText"/>
@@ -12918,8 +12949,8 @@
         <w:t xml:space="preserve">right triangle.</w:t>
       </w:r>
     </w:p>
-    <w:bookmarkEnd w:id="33"/>
-    <w:bookmarkStart w:id="35" w:name="thm-cauchy-schwarz"/>
+    <w:bookmarkEnd w:id="34"/>
+    <w:bookmarkStart w:id="36" w:name="thm-cauchy-schwarz"/>
     <w:p>
       <w:pPr>
         <w:pStyle w:val="BodyText"/>
@@ -13170,7 +13201,7 @@
       <w:r>
         <w:t xml:space="preserve">(</w:t>
       </w:r>
-      <w:hyperlink r:id="rId34">
+      <w:hyperlink r:id="rId35">
         <w:r>
           <w:rPr>
             <w:rStyle w:val="Hyperlink"/>
@@ -13182,7 +13213,7 @@
         <w:t xml:space="preserve">).</w:t>
       </w:r>
     </w:p>
-    <w:bookmarkEnd w:id="35"/>
+    <w:bookmarkEnd w:id="36"/>
     <w:p>
       <w:pPr>
         <w:pStyle w:val="BodyText"/>
@@ -13789,7 +13820,7 @@
       <w:pPr>
         <w:pStyle w:val="BodyText"/>
       </w:pPr>
-      <w:bookmarkStart w:id="36" w:name="eq-cauchy-schwarz-chain"/>
+      <w:bookmarkStart w:id="37" w:name="eq-cauchy-schwarz-chain"/>
       <m:oMathPara>
         <m:oMathParaPr>
           <m:jc m:val="center"/>
@@ -16293,7 +16324,7 @@
           </m:r>
         </m:oMath>
       </m:oMathPara>
-      <w:bookmarkEnd w:id="36"/>
+      <w:bookmarkEnd w:id="37"/>
     </w:p>
     <w:p>
       <w:pPr>
@@ -19356,7 +19387,7 @@
         <w:t xml:space="preserve">so equality holds.</w:t>
       </w:r>
     </w:p>
-    <w:bookmarkStart w:id="37" w:name="exm-cauchy-schwarz"/>
+    <w:bookmarkStart w:id="38" w:name="exm-cauchy-schwarz"/>
     <w:p>
       <w:pPr>
         <w:pStyle w:val="FirstParagraph"/>
@@ -20179,8 +20210,8 @@
         <w:t xml:space="preserve">so equality holds.</w:t>
       </w:r>
     </w:p>
-    <w:bookmarkEnd w:id="37"/>
-    <w:bookmarkStart w:id="38" w:name="thm-triangle-inequality"/>
+    <w:bookmarkEnd w:id="38"/>
+    <w:bookmarkStart w:id="39" w:name="thm-triangle-inequality"/>
     <w:p>
       <w:pPr>
         <w:pStyle w:val="FirstParagraph"/>
@@ -20379,7 +20410,7 @@
         </m:oMath>
       </m:oMathPara>
     </w:p>
-    <w:bookmarkEnd w:id="38"/>
+    <w:bookmarkEnd w:id="39"/>
     <w:p>
       <w:pPr>
         <w:pStyle w:val="FirstParagraph"/>
@@ -21280,7 +21311,7 @@
         <w:t xml:space="preserve">.</w:t>
       </w:r>
     </w:p>
-    <w:bookmarkStart w:id="39" w:name="exm-triangle-inequality"/>
+    <w:bookmarkStart w:id="40" w:name="exm-triangle-inequality"/>
     <w:p>
       <w:pPr>
         <w:pStyle w:val="BodyText"/>
@@ -21880,8 +21911,8 @@
         <w:t xml:space="preserve">so equality holds.</w:t>
       </w:r>
     </w:p>
-    <w:bookmarkEnd w:id="39"/>
-    <w:bookmarkStart w:id="40" w:name="def-norm"/>
+    <w:bookmarkEnd w:id="40"/>
+    <w:bookmarkStart w:id="41" w:name="def-norm"/>
     <w:p>
       <w:pPr>
         <w:pStyle w:val="FirstParagraph"/>
@@ -22570,8 +22601,8 @@
         <w:t xml:space="preserve">).</w:t>
       </w:r>
     </w:p>
-    <w:bookmarkEnd w:id="40"/>
-    <w:bookmarkStart w:id="42" w:name="exm-norm-euclidean"/>
+    <w:bookmarkEnd w:id="41"/>
+    <w:bookmarkStart w:id="43" w:name="exm-norm-euclidean"/>
     <w:p>
       <w:pPr>
         <w:pStyle w:val="BodyText"/>
@@ -22616,7 +22647,7 @@
       <w:r>
         <w:t xml:space="preserve">equipped with the Euclidean norm (</w:t>
       </w:r>
-      <w:hyperlink r:id="rId41">
+      <w:hyperlink r:id="rId42">
         <w:r>
           <w:rPr>
             <w:rStyle w:val="Hyperlink"/>
@@ -22887,8 +22918,8 @@
         <w:t xml:space="preserve">which satisfies all three norm axioms.</w:t>
       </w:r>
     </w:p>
-    <w:bookmarkEnd w:id="42"/>
-    <w:bookmarkStart w:id="43" w:name="def-vector-p-norm"/>
+    <w:bookmarkEnd w:id="43"/>
+    <w:bookmarkStart w:id="44" w:name="def-vector-p-norm"/>
     <w:p>
       <w:pPr>
         <w:pStyle w:val="BodyText"/>
@@ -23592,233 +23623,12 @@
       <w:r>
         <w:t xml:space="preserve">.</w:t>
       </w:r>
-      <w:r>
-        <w:t xml:space="preserve"> </w:t>
-      </w:r>
-      <w:r>
-        <w:t xml:space="preserve">The</w:t>
-      </w:r>
-      <w:r>
-        <w:t xml:space="preserve"> </w:t>
-      </w:r>
-      <w:r>
-        <w:rPr>
-          <w:b/>
-          <w:bCs/>
-        </w:rPr>
-        <w:t xml:space="preserve">infinity norm</w:t>
-      </w:r>
-      <w:r>
-        <w:t xml:space="preserve"> </w:t>
-      </w:r>
-      <w:r>
-        <w:t xml:space="preserve">(also the</w:t>
-      </w:r>
-      <w:r>
-        <w:t xml:space="preserve"> </w:t>
-      </w:r>
-      <m:oMath>
-        <m:sSub>
-          <m:e>
-            <m:r>
-              <m:t>ℓ</m:t>
-            </m:r>
-          </m:e>
-          <m:sub>
-            <m:r>
-              <m:rPr>
-                <m:sty m:val="p"/>
-              </m:rPr>
-              <m:t>∞</m:t>
-            </m:r>
-          </m:sub>
-        </m:sSub>
-      </m:oMath>
-      <w:r>
-        <w:rPr>
-          <w:b/>
-          <w:bCs/>
-        </w:rPr>
-        <w:t xml:space="preserve"> </w:t>
-      </w:r>
-      <w:r>
-        <w:rPr>
-          <w:b/>
-          <w:bCs/>
-        </w:rPr>
-        <w:t xml:space="preserve">norm</w:t>
-      </w:r>
-      <w:r>
-        <w:t xml:space="preserve">,</w:t>
-      </w:r>
-      <w:r>
-        <w:t xml:space="preserve"> </w:t>
-      </w:r>
-      <w:r>
-        <w:rPr>
-          <w:b/>
-          <w:bCs/>
-        </w:rPr>
-        <w:t xml:space="preserve">maximum norm</w:t>
-      </w:r>
-      <w:r>
-        <w:t xml:space="preserve">, or</w:t>
-      </w:r>
-      <w:r>
-        <w:t xml:space="preserve"> </w:t>
-      </w:r>
-      <w:r>
-        <w:rPr>
-          <w:b/>
-          <w:bCs/>
-        </w:rPr>
-        <w:t xml:space="preserve">Chebyshev norm</w:t>
-      </w:r>
-      <w:r>
-        <w:t xml:space="preserve">) is defined separately by</w:t>
-      </w:r>
     </w:p>
+    <w:bookmarkEnd w:id="44"/>
+    <w:bookmarkStart w:id="45" w:name="exm-vector-p-norm"/>
     <w:p>
       <w:pPr>
         <w:pStyle w:val="BodyText"/>
-      </w:pPr>
-      <m:oMathPara>
-        <m:oMathParaPr>
-          <m:jc m:val="center"/>
-        </m:oMathParaPr>
-        <m:oMath>
-          <m:r>
-            <m:t>​</m:t>
-          </m:r>
-          <m:d>
-            <m:dPr>
-              <m:begChr m:val="∥"/>
-              <m:sepChr m:val=""/>
-              <m:endChr m:val="∥"/>
-              <m:grow/>
-            </m:dPr>
-            <m:e>
-              <m:acc>
-                <m:accPr>
-                  <m:chr m:val="̃"/>
-                </m:accPr>
-                <m:e>
-                  <m:r>
-                    <m:t>x</m:t>
-                  </m:r>
-                </m:e>
-              </m:acc>
-            </m:e>
-          </m:d>
-          <m:sSub>
-            <m:e>
-              <m:r>
-                <m:t>​</m:t>
-              </m:r>
-            </m:e>
-            <m:sub>
-              <m:r>
-                <m:rPr>
-                  <m:sty m:val="p"/>
-                </m:rPr>
-                <m:t>∞</m:t>
-              </m:r>
-            </m:sub>
-          </m:sSub>
-          <m:limUpp>
-            <m:e>
-              <m:r>
-                <m:rPr>
-                  <m:sty m:val="p"/>
-                </m:rPr>
-                <m:t>=</m:t>
-              </m:r>
-            </m:e>
-            <m:lim>
-              <m:r>
-                <m:rPr>
-                  <m:nor/>
-                  <m:sty m:val="p"/>
-                </m:rPr>
-                <m:t>def</m:t>
-              </m:r>
-            </m:lim>
-          </m:limUpp>
-          <m:limLow>
-            <m:e>
-              <m:r>
-                <m:rPr>
-                  <m:sty m:val="p"/>
-                </m:rPr>
-                <m:t>max</m:t>
-              </m:r>
-            </m:e>
-            <m:lim>
-              <m:r>
-                <m:t>1</m:t>
-              </m:r>
-              <m:r>
-                <m:rPr>
-                  <m:sty m:val="p"/>
-                </m:rPr>
-                <m:t>≤</m:t>
-              </m:r>
-              <m:r>
-                <m:t>i</m:t>
-              </m:r>
-              <m:r>
-                <m:rPr>
-                  <m:sty m:val="p"/>
-                </m:rPr>
-                <m:t>≤</m:t>
-              </m:r>
-              <m:r>
-                <m:t>p</m:t>
-              </m:r>
-            </m:lim>
-          </m:limLow>
-          <m:r>
-            <m:t>​</m:t>
-          </m:r>
-          <m:d>
-            <m:dPr>
-              <m:begChr m:val="|"/>
-              <m:sepChr m:val=""/>
-              <m:endChr m:val="|"/>
-              <m:grow/>
-            </m:dPr>
-            <m:e>
-              <m:sSub>
-                <m:e>
-                  <m:r>
-                    <m:t>x</m:t>
-                  </m:r>
-                </m:e>
-                <m:sub>
-                  <m:r>
-                    <m:t>i</m:t>
-                  </m:r>
-                </m:sub>
-              </m:sSub>
-            </m:e>
-          </m:d>
-          <m:r>
-            <m:t>​</m:t>
-          </m:r>
-          <m:r>
-            <m:rPr>
-              <m:sty m:val="p"/>
-            </m:rPr>
-            <m:t>.</m:t>
-          </m:r>
-        </m:oMath>
-      </m:oMathPara>
-    </w:p>
-    <w:bookmarkEnd w:id="43"/>
-    <w:bookmarkStart w:id="44" w:name="exm-vector-p-norm"/>
-    <w:p>
-      <w:pPr>
-        <w:pStyle w:val="FirstParagraph"/>
       </w:pPr>
       <w:r>
         <w:rPr>
@@ -24904,8 +24714,8 @@
         </m:oMath>
       </m:oMathPara>
     </w:p>
-    <w:bookmarkEnd w:id="44"/>
-    <w:bookmarkStart w:id="45" w:name="rem-vector-norms-sparsity"/>
+    <w:bookmarkEnd w:id="45"/>
+    <w:bookmarkStart w:id="46" w:name="rem-vector-norms-sparsity"/>
     <w:p>
       <w:pPr>
         <w:pStyle w:val="FirstParagraph"/>
@@ -24915,7 +24725,7 @@
           <w:i/>
           <w:iCs/>
         </w:rPr>
-        <w:t xml:space="preserve">Remark 2</w:t>
+        <w:t xml:space="preserve">Remark 3</w:t>
       </w:r>
       <w:r>
         <w:t xml:space="preserve"> (Unit balls and regularization in machine learning). </w:t>
@@ -25391,11 +25201,405 @@
         <w:t xml:space="preserve">penalty (Ridge regularization) shrinks all weights toward zero without setting them exactly to zero.</w:t>
       </w:r>
     </w:p>
-    <w:bookmarkEnd w:id="45"/>
-    <w:bookmarkStart w:id="46" w:name="thm-vector-p-norm"/>
+    <w:bookmarkEnd w:id="46"/>
+    <w:bookmarkStart w:id="47" w:name="def-infinity-norm"/>
     <w:p>
       <w:pPr>
         <w:pStyle w:val="BodyText"/>
+      </w:pPr>
+      <w:r>
+        <w:rPr>
+          <w:b/>
+          <w:bCs/>
+        </w:rPr>
+        <w:t xml:space="preserve">Definition 6 (Infinity norm (</w:t>
+      </w:r>
+      <m:oMath>
+        <m:sSub>
+          <m:e>
+            <m:r>
+              <m:t>ℓ</m:t>
+            </m:r>
+          </m:e>
+          <m:sub>
+            <m:r>
+              <m:rPr>
+                <m:sty m:val="p"/>
+              </m:rPr>
+              <m:t>∞</m:t>
+            </m:r>
+          </m:sub>
+        </m:sSub>
+      </m:oMath>
+      <w:r>
+        <w:rPr>
+          <w:b/>
+          <w:bCs/>
+        </w:rPr>
+        <w:t xml:space="preserve"> </w:t>
+      </w:r>
+      <w:r>
+        <w:rPr>
+          <w:b/>
+          <w:bCs/>
+        </w:rPr>
+        <w:t xml:space="preserve">norm, maximum norm, Chebyshev norm))</w:t>
+      </w:r>
+      <w:r>
+        <w:t xml:space="preserve"> </w:t>
+      </w:r>
+      <w:r>
+        <w:t xml:space="preserve">For a vector</w:t>
+      </w:r>
+      <w:r>
+        <w:t xml:space="preserve"> </w:t>
+      </w:r>
+      <m:oMath>
+        <m:acc>
+          <m:accPr>
+            <m:chr m:val="̃"/>
+          </m:accPr>
+          <m:e>
+            <m:r>
+              <m:t>x</m:t>
+            </m:r>
+          </m:e>
+        </m:acc>
+        <m:r>
+          <m:rPr>
+            <m:sty m:val="p"/>
+          </m:rPr>
+          <m:t>=</m:t>
+        </m:r>
+        <m:r>
+          <m:rPr>
+            <m:sty m:val="p"/>
+          </m:rPr>
+          <m:t>(</m:t>
+        </m:r>
+        <m:sSub>
+          <m:e>
+            <m:r>
+              <m:t>x</m:t>
+            </m:r>
+          </m:e>
+          <m:sub>
+            <m:r>
+              <m:t>1</m:t>
+            </m:r>
+          </m:sub>
+        </m:sSub>
+        <m:r>
+          <m:rPr>
+            <m:sty m:val="p"/>
+          </m:rPr>
+          <m:t>,</m:t>
+        </m:r>
+        <m:r>
+          <m:rPr>
+            <m:sty m:val="p"/>
+          </m:rPr>
+          <m:t>…</m:t>
+        </m:r>
+        <m:r>
+          <m:rPr>
+            <m:sty m:val="p"/>
+          </m:rPr>
+          <m:t>,</m:t>
+        </m:r>
+        <m:sSub>
+          <m:e>
+            <m:r>
+              <m:t>x</m:t>
+            </m:r>
+          </m:e>
+          <m:sub>
+            <m:r>
+              <m:t>p</m:t>
+            </m:r>
+          </m:sub>
+        </m:sSub>
+        <m:r>
+          <m:rPr>
+            <m:sty m:val="p"/>
+          </m:rPr>
+          <m:t>)</m:t>
+        </m:r>
+        <m:r>
+          <m:rPr>
+            <m:sty m:val="p"/>
+          </m:rPr>
+          <m:t>∈</m:t>
+        </m:r>
+        <m:sSup>
+          <m:e>
+            <m:r>
+              <m:rPr>
+                <m:scr m:val="double-struck"/>
+                <m:sty m:val="p"/>
+              </m:rPr>
+              <m:t>R</m:t>
+            </m:r>
+          </m:e>
+          <m:sup>
+            <m:r>
+              <m:t>p</m:t>
+            </m:r>
+          </m:sup>
+        </m:sSup>
+      </m:oMath>
+      <w:r>
+        <w:t xml:space="preserve">,</w:t>
+      </w:r>
+      <w:r>
+        <w:t xml:space="preserve"> </w:t>
+      </w:r>
+      <w:r>
+        <w:t xml:space="preserve">the</w:t>
+      </w:r>
+      <w:r>
+        <w:t xml:space="preserve"> </w:t>
+      </w:r>
+      <w:r>
+        <w:rPr>
+          <w:b/>
+          <w:bCs/>
+        </w:rPr>
+        <w:t xml:space="preserve">infinity norm</w:t>
+      </w:r>
+      <w:r>
+        <w:t xml:space="preserve"> </w:t>
+      </w:r>
+      <w:r>
+        <w:t xml:space="preserve">(also the</w:t>
+      </w:r>
+      <w:r>
+        <w:t xml:space="preserve"> </w:t>
+      </w:r>
+      <m:oMath>
+        <m:sSub>
+          <m:e>
+            <m:r>
+              <m:t>ℓ</m:t>
+            </m:r>
+          </m:e>
+          <m:sub>
+            <m:r>
+              <m:rPr>
+                <m:sty m:val="p"/>
+              </m:rPr>
+              <m:t>∞</m:t>
+            </m:r>
+          </m:sub>
+        </m:sSub>
+      </m:oMath>
+      <w:r>
+        <w:rPr>
+          <w:b/>
+          <w:bCs/>
+        </w:rPr>
+        <w:t xml:space="preserve"> </w:t>
+      </w:r>
+      <w:r>
+        <w:rPr>
+          <w:b/>
+          <w:bCs/>
+        </w:rPr>
+        <w:t xml:space="preserve">norm</w:t>
+      </w:r>
+      <w:r>
+        <w:t xml:space="preserve">,</w:t>
+      </w:r>
+      <w:r>
+        <w:t xml:space="preserve"> </w:t>
+      </w:r>
+      <w:r>
+        <w:rPr>
+          <w:b/>
+          <w:bCs/>
+        </w:rPr>
+        <w:t xml:space="preserve">maximum norm</w:t>
+      </w:r>
+      <w:r>
+        <w:t xml:space="preserve">, or</w:t>
+      </w:r>
+      <w:r>
+        <w:t xml:space="preserve"> </w:t>
+      </w:r>
+      <w:r>
+        <w:rPr>
+          <w:b/>
+          <w:bCs/>
+        </w:rPr>
+        <w:t xml:space="preserve">Chebyshev norm</w:t>
+      </w:r>
+      <w:r>
+        <w:t xml:space="preserve">) is defined separately from the</w:t>
+      </w:r>
+      <w:r>
+        <w:t xml:space="preserve"> </w:t>
+      </w:r>
+      <m:oMath>
+        <m:r>
+          <m:t>p</m:t>
+        </m:r>
+      </m:oMath>
+      <w:r>
+        <w:t xml:space="preserve">-norms (</w:t>
+      </w:r>
+      <w:hyperlink w:anchor="def-vector-p-norm">
+        <w:r>
+          <w:rPr>
+            <w:rStyle w:val="Hyperlink"/>
+          </w:rPr>
+          <w:t xml:space="preserve">Definition 5</w:t>
+        </w:r>
+      </w:hyperlink>
+      <w:r>
+        <w:t xml:space="preserve">) by</w:t>
+      </w:r>
+    </w:p>
+    <w:p>
+      <w:pPr>
+        <w:pStyle w:val="BodyText"/>
+      </w:pPr>
+      <m:oMathPara>
+        <m:oMathParaPr>
+          <m:jc m:val="center"/>
+        </m:oMathParaPr>
+        <m:oMath>
+          <m:r>
+            <m:t>​</m:t>
+          </m:r>
+          <m:d>
+            <m:dPr>
+              <m:begChr m:val="∥"/>
+              <m:sepChr m:val=""/>
+              <m:endChr m:val="∥"/>
+              <m:grow/>
+            </m:dPr>
+            <m:e>
+              <m:acc>
+                <m:accPr>
+                  <m:chr m:val="̃"/>
+                </m:accPr>
+                <m:e>
+                  <m:r>
+                    <m:t>x</m:t>
+                  </m:r>
+                </m:e>
+              </m:acc>
+            </m:e>
+          </m:d>
+          <m:sSub>
+            <m:e>
+              <m:r>
+                <m:t>​</m:t>
+              </m:r>
+            </m:e>
+            <m:sub>
+              <m:r>
+                <m:rPr>
+                  <m:sty m:val="p"/>
+                </m:rPr>
+                <m:t>∞</m:t>
+              </m:r>
+            </m:sub>
+          </m:sSub>
+          <m:limUpp>
+            <m:e>
+              <m:r>
+                <m:rPr>
+                  <m:sty m:val="p"/>
+                </m:rPr>
+                <m:t>=</m:t>
+              </m:r>
+            </m:e>
+            <m:lim>
+              <m:r>
+                <m:rPr>
+                  <m:nor/>
+                  <m:sty m:val="p"/>
+                </m:rPr>
+                <m:t>def</m:t>
+              </m:r>
+            </m:lim>
+          </m:limUpp>
+          <m:limLow>
+            <m:e>
+              <m:r>
+                <m:rPr>
+                  <m:sty m:val="p"/>
+                </m:rPr>
+                <m:t>max</m:t>
+              </m:r>
+            </m:e>
+            <m:lim>
+              <m:r>
+                <m:t>1</m:t>
+              </m:r>
+              <m:r>
+                <m:rPr>
+                  <m:sty m:val="p"/>
+                </m:rPr>
+                <m:t>≤</m:t>
+              </m:r>
+              <m:r>
+                <m:t>i</m:t>
+              </m:r>
+              <m:r>
+                <m:rPr>
+                  <m:sty m:val="p"/>
+                </m:rPr>
+                <m:t>≤</m:t>
+              </m:r>
+              <m:r>
+                <m:t>p</m:t>
+              </m:r>
+            </m:lim>
+          </m:limLow>
+          <m:r>
+            <m:t>​</m:t>
+          </m:r>
+          <m:d>
+            <m:dPr>
+              <m:begChr m:val="|"/>
+              <m:sepChr m:val=""/>
+              <m:endChr m:val="|"/>
+              <m:grow/>
+            </m:dPr>
+            <m:e>
+              <m:sSub>
+                <m:e>
+                  <m:r>
+                    <m:t>x</m:t>
+                  </m:r>
+                </m:e>
+                <m:sub>
+                  <m:r>
+                    <m:t>i</m:t>
+                  </m:r>
+                </m:sub>
+              </m:sSub>
+            </m:e>
+          </m:d>
+          <m:r>
+            <m:t>​</m:t>
+          </m:r>
+          <m:r>
+            <m:rPr>
+              <m:sty m:val="p"/>
+            </m:rPr>
+            <m:t>.</m:t>
+          </m:r>
+        </m:oMath>
+      </m:oMathPara>
+    </w:p>
+    <w:bookmarkEnd w:id="47"/>
+    <w:bookmarkStart w:id="48" w:name="thm-vector-p-norm"/>
+    <w:p>
+      <w:pPr>
+        <w:pStyle w:val="FirstParagraph"/>
       </w:pPr>
       <w:r>
         <w:rPr>
@@ -25794,7 +25998,7 @@
       <w:r>
         <w:t xml:space="preserve">which is the Euclidean norm (</w:t>
       </w:r>
-      <w:hyperlink r:id="rId41">
+      <w:hyperlink r:id="rId42">
         <w:r>
           <w:rPr>
             <w:rStyle w:val="Hyperlink"/>
@@ -26061,7 +26265,7 @@
         <w:t xml:space="preserve">).</w:t>
       </w:r>
     </w:p>
-    <w:bookmarkEnd w:id="46"/>
+    <w:bookmarkEnd w:id="48"/>
     <w:p>
       <w:pPr>
         <w:pStyle w:val="FirstParagraph"/>
@@ -31113,7 +31317,7 @@
         <w:t xml:space="preserve">.</w:t>
       </w:r>
     </w:p>
-    <w:bookmarkStart w:id="47" w:name="exm-vector-p-norm-limit"/>
+    <w:bookmarkStart w:id="49" w:name="exm-vector-p-norm-limit"/>
     <w:p>
       <w:pPr>
         <w:pStyle w:val="BodyText"/>
@@ -32557,8 +32761,8 @@
         <w:t xml:space="preserve">.</w:t>
       </w:r>
     </w:p>
-    <w:bookmarkEnd w:id="47"/>
-    <w:bookmarkStart w:id="48" w:name="def-cosine-sine"/>
+    <w:bookmarkEnd w:id="49"/>
+    <w:bookmarkStart w:id="50" w:name="def-cosine-sine"/>
     <w:p>
       <w:pPr>
         <w:pStyle w:val="BodyText"/>
@@ -32568,7 +32772,7 @@
           <w:b/>
           <w:bCs/>
         </w:rPr>
-        <w:t xml:space="preserve">Definition 6 (Cosine and sine)</w:t>
+        <w:t xml:space="preserve">Definition 7 (Cosine and sine)</w:t>
       </w:r>
       <w:r>
         <w:t xml:space="preserve"> </w:t>
@@ -32979,8 +33183,8 @@
         <w:t xml:space="preserve">.</w:t>
       </w:r>
     </w:p>
-    <w:bookmarkEnd w:id="48"/>
-    <w:bookmarkStart w:id="49" w:name="exm-cosine-sine"/>
+    <w:bookmarkEnd w:id="50"/>
+    <w:bookmarkStart w:id="51" w:name="exm-cosine-sine"/>
     <w:p>
       <w:pPr>
         <w:pStyle w:val="BodyText"/>
@@ -33936,8 +34140,8 @@
         <w:t xml:space="preserve">degrees.</w:t>
       </w:r>
     </w:p>
-    <w:bookmarkEnd w:id="49"/>
-    <w:bookmarkStart w:id="50" w:name="def-angle"/>
+    <w:bookmarkEnd w:id="51"/>
+    <w:bookmarkStart w:id="52" w:name="def-angle"/>
     <w:p>
       <w:pPr>
         <w:pStyle w:val="BodyText"/>
@@ -33947,7 +34151,7 @@
           <w:b/>
           <w:bCs/>
         </w:rPr>
-        <w:t xml:space="preserve">Definition 7 (Angle between two vectors)</w:t>
+        <w:t xml:space="preserve">Definition 8 (Angle between two vectors)</w:t>
       </w:r>
       <w:r>
         <w:t xml:space="preserve"> </w:t>
@@ -34079,7 +34283,7 @@
           <w:rPr>
             <w:rStyle w:val="Hyperlink"/>
           </w:rPr>
-          <w:t xml:space="preserve">Definition 6</w:t>
+          <w:t xml:space="preserve">Definition 7</w:t>
         </w:r>
       </w:hyperlink>
       <w:r>
@@ -34209,8 +34413,8 @@
         </m:oMath>
       </m:oMathPara>
     </w:p>
-    <w:bookmarkEnd w:id="50"/>
-    <w:bookmarkStart w:id="51" w:name="rem-angle-well-defined"/>
+    <w:bookmarkEnd w:id="52"/>
+    <w:bookmarkStart w:id="53" w:name="rem-angle-well-defined"/>
     <w:p>
       <w:pPr>
         <w:pStyle w:val="FirstParagraph"/>
@@ -34220,7 +34424,7 @@
           <w:i/>
           <w:iCs/>
         </w:rPr>
-        <w:t xml:space="preserve">Remark 3</w:t>
+        <w:t xml:space="preserve">Remark 4</w:t>
       </w:r>
       <w:r>
         <w:t xml:space="preserve"> (Why the angle is well defined). </w:t>
@@ -34518,7 +34722,7 @@
       <w:r>
         <w:t xml:space="preserve">so for nonzero vectors, orthogonal (</w:t>
       </w:r>
-      <w:hyperlink r:id="rId20">
+      <w:hyperlink r:id="rId22">
         <w:r>
           <w:rPr>
             <w:rStyle w:val="Hyperlink"/>
@@ -34530,8 +34734,8 @@
         <w:t xml:space="preserve">) means at a right angle.</w:t>
       </w:r>
     </w:p>
-    <w:bookmarkEnd w:id="51"/>
-    <w:bookmarkStart w:id="52" w:name="exm-angle"/>
+    <w:bookmarkEnd w:id="53"/>
+    <w:bookmarkStart w:id="54" w:name="exm-angle"/>
     <w:p>
       <w:pPr>
         <w:pStyle w:val="BodyText"/>
@@ -35236,8 +35440,8 @@
         <w:t xml:space="preserve">.</w:t>
       </w:r>
     </w:p>
-    <w:bookmarkEnd w:id="52"/>
-    <w:bookmarkStart w:id="53" w:name="def-cosine-similarity"/>
+    <w:bookmarkEnd w:id="54"/>
+    <w:bookmarkStart w:id="55" w:name="def-cosine-similarity"/>
     <w:p>
       <w:pPr>
         <w:pStyle w:val="FirstParagraph"/>
@@ -35247,7 +35451,7 @@
           <w:b/>
           <w:bCs/>
         </w:rPr>
-        <w:t xml:space="preserve">Definition 8 (Cosine similarity)</w:t>
+        <w:t xml:space="preserve">Definition 9 (Cosine similarity)</w:t>
       </w:r>
       <w:r>
         <w:t xml:space="preserve"> </w:t>
@@ -35341,7 +35545,7 @@
           <w:rPr>
             <w:rStyle w:val="Hyperlink"/>
           </w:rPr>
-          <w:t xml:space="preserve">Definition 7</w:t>
+          <w:t xml:space="preserve">Definition 8</w:t>
         </w:r>
       </w:hyperlink>
       <w:r>
@@ -35519,10 +35723,1092 @@
         </m:oMath>
       </m:oMathPara>
     </w:p>
+    <w:bookmarkEnd w:id="55"/>
+    <w:bookmarkStart w:id="56" w:name="exm-cosine-similarity"/>
     <w:p>
       <w:pPr>
         <w:pStyle w:val="FirstParagraph"/>
       </w:pPr>
+      <w:r>
+        <w:rPr>
+          <w:b/>
+          <w:bCs/>
+        </w:rPr>
+        <w:t xml:space="preserve">Example 15 (Cosine similarity of parallel, orthogonal, and arbitrary vectors)</w:t>
+      </w:r>
+      <w:r>
+        <w:t xml:space="preserve"> </w:t>
+      </w:r>
+      <w:r>
+        <w:t xml:space="preserve">For vectors in</w:t>
+      </w:r>
+      <w:r>
+        <w:t xml:space="preserve"> </w:t>
+      </w:r>
+      <m:oMath>
+        <m:sSup>
+          <m:e>
+            <m:r>
+              <m:rPr>
+                <m:scr m:val="double-struck"/>
+                <m:sty m:val="p"/>
+              </m:rPr>
+              <m:t>R</m:t>
+            </m:r>
+          </m:e>
+          <m:sup>
+            <m:r>
+              <m:t>2</m:t>
+            </m:r>
+          </m:sup>
+        </m:sSup>
+      </m:oMath>
+      <w:r>
+        <w:t xml:space="preserve">:</w:t>
+      </w:r>
+    </w:p>
+    <w:p>
+      <w:pPr>
+        <w:numPr>
+          <w:ilvl w:val="0"/>
+          <w:numId w:val="1018"/>
+        </w:numPr>
+      </w:pPr>
+      <w:r>
+        <w:t xml:space="preserve">Parallel vectors</w:t>
+      </w:r>
+      <w:r>
+        <w:t xml:space="preserve"> </w:t>
+      </w:r>
+      <m:oMath>
+        <m:acc>
+          <m:accPr>
+            <m:chr m:val="̃"/>
+          </m:accPr>
+          <m:e>
+            <m:r>
+              <m:t>x</m:t>
+            </m:r>
+          </m:e>
+        </m:acc>
+        <m:r>
+          <m:rPr>
+            <m:sty m:val="p"/>
+          </m:rPr>
+          <m:t>=</m:t>
+        </m:r>
+        <m:r>
+          <m:rPr>
+            <m:sty m:val="p"/>
+          </m:rPr>
+          <m:t>(</m:t>
+        </m:r>
+        <m:r>
+          <m:t>1</m:t>
+        </m:r>
+        <m:r>
+          <m:rPr>
+            <m:sty m:val="p"/>
+          </m:rPr>
+          <m:t>,</m:t>
+        </m:r>
+        <m:r>
+          <m:t>2</m:t>
+        </m:r>
+        <m:r>
+          <m:rPr>
+            <m:sty m:val="p"/>
+          </m:rPr>
+          <m:t>)</m:t>
+        </m:r>
+      </m:oMath>
+      <w:r>
+        <w:t xml:space="preserve"> </w:t>
+      </w:r>
+      <w:r>
+        <w:t xml:space="preserve">and</w:t>
+      </w:r>
+      <w:r>
+        <w:t xml:space="preserve"> </w:t>
+      </w:r>
+      <m:oMath>
+        <m:acc>
+          <m:accPr>
+            <m:chr m:val="̃"/>
+          </m:accPr>
+          <m:e>
+            <m:r>
+              <m:t>y</m:t>
+            </m:r>
+          </m:e>
+        </m:acc>
+        <m:r>
+          <m:rPr>
+            <m:sty m:val="p"/>
+          </m:rPr>
+          <m:t>=</m:t>
+        </m:r>
+        <m:r>
+          <m:rPr>
+            <m:sty m:val="p"/>
+          </m:rPr>
+          <m:t>(</m:t>
+        </m:r>
+        <m:r>
+          <m:t>2</m:t>
+        </m:r>
+        <m:r>
+          <m:rPr>
+            <m:sty m:val="p"/>
+          </m:rPr>
+          <m:t>,</m:t>
+        </m:r>
+        <m:r>
+          <m:t>4</m:t>
+        </m:r>
+        <m:r>
+          <m:rPr>
+            <m:sty m:val="p"/>
+          </m:rPr>
+          <m:t>)</m:t>
+        </m:r>
+      </m:oMath>
+      <w:r>
+        <w:t xml:space="preserve">:</w:t>
+      </w:r>
+    </w:p>
+    <w:p>
+      <w:pPr>
+        <w:pStyle w:val="BodyText"/>
+      </w:pPr>
+      <m:oMathPara>
+        <m:oMathParaPr>
+          <m:jc m:val="center"/>
+        </m:oMathParaPr>
+        <m:oMath>
+          <m:eqArr>
+            <m:e>
+              <m:r>
+                <m:rPr>
+                  <m:sty m:val="p"/>
+                </m:rPr>
+                <m:t>cossim</m:t>
+              </m:r>
+              <m:r>
+                <m:rPr>
+                  <m:sty m:val="p"/>
+                </m:rPr>
+                <m:t>(</m:t>
+              </m:r>
+              <m:acc>
+                <m:accPr>
+                  <m:chr m:val="̃"/>
+                </m:accPr>
+                <m:e>
+                  <m:r>
+                    <m:t>x</m:t>
+                  </m:r>
+                </m:e>
+              </m:acc>
+              <m:r>
+                <m:rPr>
+                  <m:sty m:val="p"/>
+                </m:rPr>
+                <m:t>,</m:t>
+              </m:r>
+              <m:acc>
+                <m:accPr>
+                  <m:chr m:val="̃"/>
+                </m:accPr>
+                <m:e>
+                  <m:r>
+                    <m:t>y</m:t>
+                  </m:r>
+                </m:e>
+              </m:acc>
+              <m:r>
+                <m:rPr>
+                  <m:sty m:val="p"/>
+                </m:rPr>
+                <m:t>)</m:t>
+              </m:r>
+              <m:r>
+                <m:t>&amp;</m:t>
+              </m:r>
+              <m:r>
+                <m:rPr>
+                  <m:sty m:val="p"/>
+                </m:rPr>
+                <m:t>=</m:t>
+              </m:r>
+              <m:f>
+                <m:fPr>
+                  <m:type m:val="bar"/>
+                </m:fPr>
+                <m:num>
+                  <m:r>
+                    <m:t>2</m:t>
+                  </m:r>
+                  <m:r>
+                    <m:rPr>
+                      <m:sty m:val="p"/>
+                    </m:rPr>
+                    <m:t>+</m:t>
+                  </m:r>
+                  <m:r>
+                    <m:t>8</m:t>
+                  </m:r>
+                </m:num>
+                <m:den>
+                  <m:rad>
+                    <m:radPr>
+                      <m:degHide m:val="on"/>
+                    </m:radPr>
+                    <m:deg/>
+                    <m:e>
+                      <m:r>
+                        <m:t>5</m:t>
+                      </m:r>
+                    </m:e>
+                  </m:rad>
+                  <m:r>
+                    <m:t> </m:t>
+                  </m:r>
+                  <m:rad>
+                    <m:radPr>
+                      <m:degHide m:val="on"/>
+                    </m:radPr>
+                    <m:deg/>
+                    <m:e>
+                      <m:r>
+                        <m:t>20</m:t>
+                      </m:r>
+                    </m:e>
+                  </m:rad>
+                </m:den>
+              </m:f>
+            </m:e>
+            <m:e>
+              <m:r>
+                <m:t>&amp;</m:t>
+              </m:r>
+              <m:r>
+                <m:rPr>
+                  <m:sty m:val="p"/>
+                </m:rPr>
+                <m:t>=</m:t>
+              </m:r>
+              <m:f>
+                <m:fPr>
+                  <m:type m:val="bar"/>
+                </m:fPr>
+                <m:num>
+                  <m:r>
+                    <m:t>10</m:t>
+                  </m:r>
+                </m:num>
+                <m:den>
+                  <m:r>
+                    <m:t>10</m:t>
+                  </m:r>
+                </m:den>
+              </m:f>
+            </m:e>
+            <m:e>
+              <m:r>
+                <m:t>&amp;</m:t>
+              </m:r>
+              <m:r>
+                <m:rPr>
+                  <m:sty m:val="p"/>
+                </m:rPr>
+                <m:t>=</m:t>
+              </m:r>
+              <m:r>
+                <m:t>1</m:t>
+              </m:r>
+              <m:r>
+                <m:rPr>
+                  <m:sty m:val="p"/>
+                </m:rPr>
+                <m:t>.</m:t>
+              </m:r>
+            </m:e>
+          </m:eqArr>
+        </m:oMath>
+      </m:oMathPara>
+    </w:p>
+    <w:p>
+      <w:pPr>
+        <w:numPr>
+          <w:ilvl w:val="0"/>
+          <w:numId w:val="1018"/>
+        </w:numPr>
+      </w:pPr>
+      <w:r>
+        <w:t xml:space="preserve">Orthogonal vectors</w:t>
+      </w:r>
+      <w:r>
+        <w:t xml:space="preserve"> </w:t>
+      </w:r>
+      <m:oMath>
+        <m:acc>
+          <m:accPr>
+            <m:chr m:val="̃"/>
+          </m:accPr>
+          <m:e>
+            <m:r>
+              <m:t>x</m:t>
+            </m:r>
+          </m:e>
+        </m:acc>
+        <m:r>
+          <m:rPr>
+            <m:sty m:val="p"/>
+          </m:rPr>
+          <m:t>=</m:t>
+        </m:r>
+        <m:r>
+          <m:rPr>
+            <m:sty m:val="p"/>
+          </m:rPr>
+          <m:t>(</m:t>
+        </m:r>
+        <m:r>
+          <m:t>1</m:t>
+        </m:r>
+        <m:r>
+          <m:rPr>
+            <m:sty m:val="p"/>
+          </m:rPr>
+          <m:t>,</m:t>
+        </m:r>
+        <m:r>
+          <m:t>2</m:t>
+        </m:r>
+        <m:r>
+          <m:rPr>
+            <m:sty m:val="p"/>
+          </m:rPr>
+          <m:t>)</m:t>
+        </m:r>
+      </m:oMath>
+      <w:r>
+        <w:t xml:space="preserve"> </w:t>
+      </w:r>
+      <w:r>
+        <w:t xml:space="preserve">and</w:t>
+      </w:r>
+      <w:r>
+        <w:t xml:space="preserve"> </w:t>
+      </w:r>
+      <m:oMath>
+        <m:acc>
+          <m:accPr>
+            <m:chr m:val="̃"/>
+          </m:accPr>
+          <m:e>
+            <m:r>
+              <m:t>y</m:t>
+            </m:r>
+          </m:e>
+        </m:acc>
+        <m:r>
+          <m:rPr>
+            <m:sty m:val="p"/>
+          </m:rPr>
+          <m:t>=</m:t>
+        </m:r>
+        <m:r>
+          <m:rPr>
+            <m:sty m:val="p"/>
+          </m:rPr>
+          <m:t>(</m:t>
+        </m:r>
+        <m:r>
+          <m:rPr>
+            <m:sty m:val="p"/>
+          </m:rPr>
+          <m:t>−</m:t>
+        </m:r>
+        <m:r>
+          <m:t>2</m:t>
+        </m:r>
+        <m:r>
+          <m:rPr>
+            <m:sty m:val="p"/>
+          </m:rPr>
+          <m:t>,</m:t>
+        </m:r>
+        <m:r>
+          <m:t>1</m:t>
+        </m:r>
+        <m:r>
+          <m:rPr>
+            <m:sty m:val="p"/>
+          </m:rPr>
+          <m:t>)</m:t>
+        </m:r>
+      </m:oMath>
+      <w:r>
+        <w:t xml:space="preserve">:</w:t>
+      </w:r>
+    </w:p>
+    <w:p>
+      <w:pPr>
+        <w:pStyle w:val="BodyText"/>
+      </w:pPr>
+      <m:oMathPara>
+        <m:oMathParaPr>
+          <m:jc m:val="center"/>
+        </m:oMathParaPr>
+        <m:oMath>
+          <m:eqArr>
+            <m:e>
+              <m:r>
+                <m:rPr>
+                  <m:sty m:val="p"/>
+                </m:rPr>
+                <m:t>cossim</m:t>
+              </m:r>
+              <m:r>
+                <m:rPr>
+                  <m:sty m:val="p"/>
+                </m:rPr>
+                <m:t>(</m:t>
+              </m:r>
+              <m:acc>
+                <m:accPr>
+                  <m:chr m:val="̃"/>
+                </m:accPr>
+                <m:e>
+                  <m:r>
+                    <m:t>x</m:t>
+                  </m:r>
+                </m:e>
+              </m:acc>
+              <m:r>
+                <m:rPr>
+                  <m:sty m:val="p"/>
+                </m:rPr>
+                <m:t>,</m:t>
+              </m:r>
+              <m:acc>
+                <m:accPr>
+                  <m:chr m:val="̃"/>
+                </m:accPr>
+                <m:e>
+                  <m:r>
+                    <m:t>y</m:t>
+                  </m:r>
+                </m:e>
+              </m:acc>
+              <m:r>
+                <m:rPr>
+                  <m:sty m:val="p"/>
+                </m:rPr>
+                <m:t>)</m:t>
+              </m:r>
+              <m:r>
+                <m:t>&amp;</m:t>
+              </m:r>
+              <m:r>
+                <m:rPr>
+                  <m:sty m:val="p"/>
+                </m:rPr>
+                <m:t>=</m:t>
+              </m:r>
+              <m:f>
+                <m:fPr>
+                  <m:type m:val="bar"/>
+                </m:fPr>
+                <m:num>
+                  <m:r>
+                    <m:rPr>
+                      <m:sty m:val="p"/>
+                    </m:rPr>
+                    <m:t>−</m:t>
+                  </m:r>
+                  <m:r>
+                    <m:t>2</m:t>
+                  </m:r>
+                  <m:r>
+                    <m:rPr>
+                      <m:sty m:val="p"/>
+                    </m:rPr>
+                    <m:t>+</m:t>
+                  </m:r>
+                  <m:r>
+                    <m:t>2</m:t>
+                  </m:r>
+                </m:num>
+                <m:den>
+                  <m:rad>
+                    <m:radPr>
+                      <m:degHide m:val="on"/>
+                    </m:radPr>
+                    <m:deg/>
+                    <m:e>
+                      <m:r>
+                        <m:t>5</m:t>
+                      </m:r>
+                    </m:e>
+                  </m:rad>
+                  <m:r>
+                    <m:t> </m:t>
+                  </m:r>
+                  <m:rad>
+                    <m:radPr>
+                      <m:degHide m:val="on"/>
+                    </m:radPr>
+                    <m:deg/>
+                    <m:e>
+                      <m:r>
+                        <m:t>5</m:t>
+                      </m:r>
+                    </m:e>
+                  </m:rad>
+                </m:den>
+              </m:f>
+            </m:e>
+            <m:e>
+              <m:r>
+                <m:t>&amp;</m:t>
+              </m:r>
+              <m:r>
+                <m:rPr>
+                  <m:sty m:val="p"/>
+                </m:rPr>
+                <m:t>=</m:t>
+              </m:r>
+              <m:f>
+                <m:fPr>
+                  <m:type m:val="bar"/>
+                </m:fPr>
+                <m:num>
+                  <m:r>
+                    <m:t>0</m:t>
+                  </m:r>
+                </m:num>
+                <m:den>
+                  <m:r>
+                    <m:t>5</m:t>
+                  </m:r>
+                </m:den>
+              </m:f>
+            </m:e>
+            <m:e>
+              <m:r>
+                <m:t>&amp;</m:t>
+              </m:r>
+              <m:r>
+                <m:rPr>
+                  <m:sty m:val="p"/>
+                </m:rPr>
+                <m:t>=</m:t>
+              </m:r>
+              <m:r>
+                <m:t>0</m:t>
+              </m:r>
+              <m:r>
+                <m:rPr>
+                  <m:sty m:val="p"/>
+                </m:rPr>
+                <m:t>.</m:t>
+              </m:r>
+            </m:e>
+          </m:eqArr>
+        </m:oMath>
+      </m:oMathPara>
+    </w:p>
+    <w:p>
+      <w:pPr>
+        <w:numPr>
+          <w:ilvl w:val="0"/>
+          <w:numId w:val="1018"/>
+        </w:numPr>
+      </w:pPr>
+      <w:r>
+        <w:t xml:space="preserve">Arbitrary vectors</w:t>
+      </w:r>
+      <w:r>
+        <w:t xml:space="preserve"> </w:t>
+      </w:r>
+      <m:oMath>
+        <m:acc>
+          <m:accPr>
+            <m:chr m:val="̃"/>
+          </m:accPr>
+          <m:e>
+            <m:r>
+              <m:t>x</m:t>
+            </m:r>
+          </m:e>
+        </m:acc>
+        <m:r>
+          <m:rPr>
+            <m:sty m:val="p"/>
+          </m:rPr>
+          <m:t>=</m:t>
+        </m:r>
+        <m:r>
+          <m:rPr>
+            <m:sty m:val="p"/>
+          </m:rPr>
+          <m:t>(</m:t>
+        </m:r>
+        <m:r>
+          <m:t>1</m:t>
+        </m:r>
+        <m:r>
+          <m:rPr>
+            <m:sty m:val="p"/>
+          </m:rPr>
+          <m:t>,</m:t>
+        </m:r>
+        <m:r>
+          <m:t>0</m:t>
+        </m:r>
+        <m:r>
+          <m:rPr>
+            <m:sty m:val="p"/>
+          </m:rPr>
+          <m:t>)</m:t>
+        </m:r>
+      </m:oMath>
+      <w:r>
+        <w:t xml:space="preserve"> </w:t>
+      </w:r>
+      <w:r>
+        <w:t xml:space="preserve">and</w:t>
+      </w:r>
+      <w:r>
+        <w:t xml:space="preserve"> </w:t>
+      </w:r>
+      <m:oMath>
+        <m:acc>
+          <m:accPr>
+            <m:chr m:val="̃"/>
+          </m:accPr>
+          <m:e>
+            <m:r>
+              <m:t>y</m:t>
+            </m:r>
+          </m:e>
+        </m:acc>
+        <m:r>
+          <m:rPr>
+            <m:sty m:val="p"/>
+          </m:rPr>
+          <m:t>=</m:t>
+        </m:r>
+        <m:r>
+          <m:rPr>
+            <m:sty m:val="p"/>
+          </m:rPr>
+          <m:t>(</m:t>
+        </m:r>
+        <m:r>
+          <m:t>1</m:t>
+        </m:r>
+        <m:r>
+          <m:rPr>
+            <m:sty m:val="p"/>
+          </m:rPr>
+          <m:t>,</m:t>
+        </m:r>
+        <m:r>
+          <m:t>1</m:t>
+        </m:r>
+        <m:r>
+          <m:rPr>
+            <m:sty m:val="p"/>
+          </m:rPr>
+          <m:t>)</m:t>
+        </m:r>
+      </m:oMath>
+      <w:r>
+        <w:t xml:space="preserve">:</w:t>
+      </w:r>
+    </w:p>
+    <w:p>
+      <w:pPr>
+        <w:pStyle w:val="BodyText"/>
+      </w:pPr>
+      <m:oMathPara>
+        <m:oMathParaPr>
+          <m:jc m:val="center"/>
+        </m:oMathParaPr>
+        <m:oMath>
+          <m:eqArr>
+            <m:e>
+              <m:r>
+                <m:rPr>
+                  <m:sty m:val="p"/>
+                </m:rPr>
+                <m:t>cossim</m:t>
+              </m:r>
+              <m:r>
+                <m:rPr>
+                  <m:sty m:val="p"/>
+                </m:rPr>
+                <m:t>(</m:t>
+              </m:r>
+              <m:acc>
+                <m:accPr>
+                  <m:chr m:val="̃"/>
+                </m:accPr>
+                <m:e>
+                  <m:r>
+                    <m:t>x</m:t>
+                  </m:r>
+                </m:e>
+              </m:acc>
+              <m:r>
+                <m:rPr>
+                  <m:sty m:val="p"/>
+                </m:rPr>
+                <m:t>,</m:t>
+              </m:r>
+              <m:acc>
+                <m:accPr>
+                  <m:chr m:val="̃"/>
+                </m:accPr>
+                <m:e>
+                  <m:r>
+                    <m:t>y</m:t>
+                  </m:r>
+                </m:e>
+              </m:acc>
+              <m:r>
+                <m:rPr>
+                  <m:sty m:val="p"/>
+                </m:rPr>
+                <m:t>)</m:t>
+              </m:r>
+              <m:r>
+                <m:t>&amp;</m:t>
+              </m:r>
+              <m:r>
+                <m:rPr>
+                  <m:sty m:val="p"/>
+                </m:rPr>
+                <m:t>=</m:t>
+              </m:r>
+              <m:f>
+                <m:fPr>
+                  <m:type m:val="bar"/>
+                </m:fPr>
+                <m:num>
+                  <m:r>
+                    <m:t>1</m:t>
+                  </m:r>
+                  <m:r>
+                    <m:rPr>
+                      <m:sty m:val="p"/>
+                    </m:rPr>
+                    <m:t>⋅</m:t>
+                  </m:r>
+                  <m:r>
+                    <m:t>1</m:t>
+                  </m:r>
+                  <m:r>
+                    <m:rPr>
+                      <m:sty m:val="p"/>
+                    </m:rPr>
+                    <m:t>+</m:t>
+                  </m:r>
+                  <m:r>
+                    <m:t>0</m:t>
+                  </m:r>
+                  <m:r>
+                    <m:rPr>
+                      <m:sty m:val="p"/>
+                    </m:rPr>
+                    <m:t>⋅</m:t>
+                  </m:r>
+                  <m:r>
+                    <m:t>1</m:t>
+                  </m:r>
+                </m:num>
+                <m:den>
+                  <m:r>
+                    <m:t>1</m:t>
+                  </m:r>
+                  <m:r>
+                    <m:rPr>
+                      <m:sty m:val="p"/>
+                    </m:rPr>
+                    <m:t>⋅</m:t>
+                  </m:r>
+                  <m:rad>
+                    <m:radPr>
+                      <m:degHide m:val="on"/>
+                    </m:radPr>
+                    <m:deg/>
+                    <m:e>
+                      <m:r>
+                        <m:t>2</m:t>
+                      </m:r>
+                    </m:e>
+                  </m:rad>
+                </m:den>
+              </m:f>
+            </m:e>
+            <m:e>
+              <m:r>
+                <m:t>&amp;</m:t>
+              </m:r>
+              <m:r>
+                <m:rPr>
+                  <m:sty m:val="p"/>
+                </m:rPr>
+                <m:t>=</m:t>
+              </m:r>
+              <m:f>
+                <m:fPr>
+                  <m:type m:val="bar"/>
+                </m:fPr>
+                <m:num>
+                  <m:r>
+                    <m:t>1</m:t>
+                  </m:r>
+                </m:num>
+                <m:den>
+                  <m:rad>
+                    <m:radPr>
+                      <m:degHide m:val="on"/>
+                    </m:radPr>
+                    <m:deg/>
+                    <m:e>
+                      <m:r>
+                        <m:t>2</m:t>
+                      </m:r>
+                    </m:e>
+                  </m:rad>
+                </m:den>
+              </m:f>
+              <m:r>
+                <m:rPr>
+                  <m:sty m:val="p"/>
+                </m:rPr>
+                <m:t>.</m:t>
+              </m:r>
+            </m:e>
+          </m:eqArr>
+        </m:oMath>
+      </m:oMathPara>
+    </w:p>
+    <w:p>
+      <w:pPr>
+        <w:pStyle w:val="FirstParagraph"/>
+      </w:pPr>
+      <w:r>
+        <w:t xml:space="preserve">When both vectors have unit Euclidean norm (</w:t>
+      </w:r>
+      <m:oMath>
+        <m:r>
+          <m:t>​</m:t>
+        </m:r>
+        <m:d>
+          <m:dPr>
+            <m:begChr m:val="∥"/>
+            <m:sepChr m:val=""/>
+            <m:endChr m:val="∥"/>
+            <m:grow/>
+          </m:dPr>
+          <m:e>
+            <m:acc>
+              <m:accPr>
+                <m:chr m:val="̃"/>
+              </m:accPr>
+              <m:e>
+                <m:r>
+                  <m:t>x</m:t>
+                </m:r>
+              </m:e>
+            </m:acc>
+          </m:e>
+        </m:d>
+        <m:r>
+          <m:t>​</m:t>
+        </m:r>
+        <m:r>
+          <m:rPr>
+            <m:sty m:val="p"/>
+          </m:rPr>
+          <m:t>=</m:t>
+        </m:r>
+        <m:r>
+          <m:t>1</m:t>
+        </m:r>
+      </m:oMath>
+      <w:r>
+        <w:t xml:space="preserve"> </w:t>
+      </w:r>
+      <w:r>
+        <w:t xml:space="preserve">and</w:t>
+      </w:r>
+      <w:r>
+        <w:t xml:space="preserve"> </w:t>
+      </w:r>
+      <m:oMath>
+        <m:r>
+          <m:t>​</m:t>
+        </m:r>
+        <m:d>
+          <m:dPr>
+            <m:begChr m:val="∥"/>
+            <m:sepChr m:val=""/>
+            <m:endChr m:val="∥"/>
+            <m:grow/>
+          </m:dPr>
+          <m:e>
+            <m:acc>
+              <m:accPr>
+                <m:chr m:val="̃"/>
+              </m:accPr>
+              <m:e>
+                <m:r>
+                  <m:t>y</m:t>
+                </m:r>
+              </m:e>
+            </m:acc>
+          </m:e>
+        </m:d>
+        <m:r>
+          <m:t>​</m:t>
+        </m:r>
+        <m:r>
+          <m:rPr>
+            <m:sty m:val="p"/>
+          </m:rPr>
+          <m:t>=</m:t>
+        </m:r>
+        <m:r>
+          <m:t>1</m:t>
+        </m:r>
+      </m:oMath>
+      <w:r>
+        <w:t xml:space="preserve">),</w:t>
+      </w:r>
+      <w:r>
+        <w:t xml:space="preserve"> </w:t>
+      </w:r>
+      <w:r>
+        <w:t xml:space="preserve">cosine similarity equals their inner product:</w:t>
+      </w:r>
+      <w:r>
+        <w:t xml:space="preserve"> </w:t>
+      </w:r>
+      <m:oMath>
+        <m:r>
+          <m:rPr>
+            <m:sty m:val="p"/>
+          </m:rPr>
+          <m:t>cossim</m:t>
+        </m:r>
+        <m:r>
+          <m:rPr>
+            <m:sty m:val="p"/>
+          </m:rPr>
+          <m:t>(</m:t>
+        </m:r>
+        <m:acc>
+          <m:accPr>
+            <m:chr m:val="̃"/>
+          </m:accPr>
+          <m:e>
+            <m:r>
+              <m:t>x</m:t>
+            </m:r>
+          </m:e>
+        </m:acc>
+        <m:r>
+          <m:rPr>
+            <m:sty m:val="p"/>
+          </m:rPr>
+          <m:t>,</m:t>
+        </m:r>
+        <m:acc>
+          <m:accPr>
+            <m:chr m:val="̃"/>
+          </m:accPr>
+          <m:e>
+            <m:r>
+              <m:t>y</m:t>
+            </m:r>
+          </m:e>
+        </m:acc>
+        <m:r>
+          <m:rPr>
+            <m:sty m:val="p"/>
+          </m:rPr>
+          <m:t>)</m:t>
+        </m:r>
+        <m:r>
+          <m:rPr>
+            <m:sty m:val="p"/>
+          </m:rPr>
+          <m:t>=</m:t>
+        </m:r>
+        <m:d>
+          <m:dPr>
+            <m:begChr m:val="⟨"/>
+            <m:sepChr m:val=""/>
+            <m:endChr m:val="⟩"/>
+            <m:grow/>
+          </m:dPr>
+          <m:e>
+            <m:acc>
+              <m:accPr>
+                <m:chr m:val="̃"/>
+              </m:accPr>
+              <m:e>
+                <m:r>
+                  <m:t>x</m:t>
+                </m:r>
+              </m:e>
+            </m:acc>
+            <m:r>
+              <m:rPr>
+                <m:sty m:val="p"/>
+              </m:rPr>
+              <m:t>,</m:t>
+            </m:r>
+            <m:acc>
+              <m:accPr>
+                <m:chr m:val="̃"/>
+              </m:accPr>
+              <m:e>
+                <m:r>
+                  <m:t>y</m:t>
+                </m:r>
+              </m:e>
+            </m:acc>
+          </m:e>
+        </m:d>
+      </m:oMath>
+      <w:r>
+        <w:t xml:space="preserve">.</w:t>
+      </w:r>
+    </w:p>
+    <w:bookmarkEnd w:id="56"/>
+    <w:bookmarkStart w:id="57" w:name="X64c41f557e7f698c947bb0d906d626137043d1e"/>
+    <w:p>
+      <w:pPr>
+        <w:pStyle w:val="BodyText"/>
+      </w:pPr>
+      <w:r>
+        <w:rPr>
+          <w:b/>
+          <w:bCs/>
+        </w:rPr>
+        <w:t xml:space="preserve">Definition 10 (Cosine similarity in an inner product space)</w:t>
+      </w:r>
+      <w:r>
+        <w:t xml:space="preserve"> </w:t>
+      </w:r>
       <w:r>
         <w:t xml:space="preserve">In a general real inner product space (</w:t>
       </w:r>
@@ -35604,7 +36890,23 @@
         </m:r>
       </m:oMath>
       <w:r>
-        <w:t xml:space="preserve">, the cosine similarity is</w:t>
+        <w:t xml:space="preserve">, the</w:t>
+      </w:r>
+      <w:r>
+        <w:t xml:space="preserve"> </w:t>
+      </w:r>
+      <w:r>
+        <w:rPr>
+          <w:b/>
+          <w:bCs/>
+        </w:rPr>
+        <w:t xml:space="preserve">cosine similarity</w:t>
+      </w:r>
+      <w:r>
+        <w:t xml:space="preserve"> </w:t>
+      </w:r>
+      <w:r>
+        <w:t xml:space="preserve">is</w:t>
       </w:r>
     </w:p>
     <w:p>
@@ -35788,1079 +37090,9 @@
         </m:oMath>
       </m:oMathPara>
     </w:p>
-    <w:bookmarkEnd w:id="53"/>
-    <w:bookmarkStart w:id="54" w:name="exm-cosine-similarity"/>
-    <w:p>
-      <w:pPr>
-        <w:pStyle w:val="FirstParagraph"/>
-      </w:pPr>
-      <w:r>
-        <w:rPr>
-          <w:b/>
-          <w:bCs/>
-        </w:rPr>
-        <w:t xml:space="preserve">Example 15 (Cosine similarity of parallel, orthogonal, and arbitrary vectors)</w:t>
-      </w:r>
-      <w:r>
-        <w:t xml:space="preserve"> </w:t>
-      </w:r>
-      <w:r>
-        <w:t xml:space="preserve">For vectors in</w:t>
-      </w:r>
-      <w:r>
-        <w:t xml:space="preserve"> </w:t>
-      </w:r>
-      <m:oMath>
-        <m:sSup>
-          <m:e>
-            <m:r>
-              <m:rPr>
-                <m:scr m:val="double-struck"/>
-                <m:sty m:val="p"/>
-              </m:rPr>
-              <m:t>R</m:t>
-            </m:r>
-          </m:e>
-          <m:sup>
-            <m:r>
-              <m:t>2</m:t>
-            </m:r>
-          </m:sup>
-        </m:sSup>
-      </m:oMath>
-      <w:r>
-        <w:t xml:space="preserve">:</w:t>
-      </w:r>
-    </w:p>
-    <w:p>
-      <w:pPr>
-        <w:numPr>
-          <w:ilvl w:val="0"/>
-          <w:numId w:val="1018"/>
-        </w:numPr>
-      </w:pPr>
-      <w:r>
-        <w:t xml:space="preserve">Parallel vectors</w:t>
-      </w:r>
-      <w:r>
-        <w:t xml:space="preserve"> </w:t>
-      </w:r>
-      <m:oMath>
-        <m:acc>
-          <m:accPr>
-            <m:chr m:val="̃"/>
-          </m:accPr>
-          <m:e>
-            <m:r>
-              <m:t>x</m:t>
-            </m:r>
-          </m:e>
-        </m:acc>
-        <m:r>
-          <m:rPr>
-            <m:sty m:val="p"/>
-          </m:rPr>
-          <m:t>=</m:t>
-        </m:r>
-        <m:r>
-          <m:rPr>
-            <m:sty m:val="p"/>
-          </m:rPr>
-          <m:t>(</m:t>
-        </m:r>
-        <m:r>
-          <m:t>1</m:t>
-        </m:r>
-        <m:r>
-          <m:rPr>
-            <m:sty m:val="p"/>
-          </m:rPr>
-          <m:t>,</m:t>
-        </m:r>
-        <m:r>
-          <m:t>2</m:t>
-        </m:r>
-        <m:r>
-          <m:rPr>
-            <m:sty m:val="p"/>
-          </m:rPr>
-          <m:t>)</m:t>
-        </m:r>
-      </m:oMath>
-      <w:r>
-        <w:t xml:space="preserve"> </w:t>
-      </w:r>
-      <w:r>
-        <w:t xml:space="preserve">and</w:t>
-      </w:r>
-      <w:r>
-        <w:t xml:space="preserve"> </w:t>
-      </w:r>
-      <m:oMath>
-        <m:acc>
-          <m:accPr>
-            <m:chr m:val="̃"/>
-          </m:accPr>
-          <m:e>
-            <m:r>
-              <m:t>y</m:t>
-            </m:r>
-          </m:e>
-        </m:acc>
-        <m:r>
-          <m:rPr>
-            <m:sty m:val="p"/>
-          </m:rPr>
-          <m:t>=</m:t>
-        </m:r>
-        <m:r>
-          <m:rPr>
-            <m:sty m:val="p"/>
-          </m:rPr>
-          <m:t>(</m:t>
-        </m:r>
-        <m:r>
-          <m:t>2</m:t>
-        </m:r>
-        <m:r>
-          <m:rPr>
-            <m:sty m:val="p"/>
-          </m:rPr>
-          <m:t>,</m:t>
-        </m:r>
-        <m:r>
-          <m:t>4</m:t>
-        </m:r>
-        <m:r>
-          <m:rPr>
-            <m:sty m:val="p"/>
-          </m:rPr>
-          <m:t>)</m:t>
-        </m:r>
-      </m:oMath>
-      <w:r>
-        <w:t xml:space="preserve">:</w:t>
-      </w:r>
-    </w:p>
-    <w:p>
-      <w:pPr>
-        <w:pStyle w:val="BodyText"/>
-      </w:pPr>
-      <m:oMathPara>
-        <m:oMathParaPr>
-          <m:jc m:val="center"/>
-        </m:oMathParaPr>
-        <m:oMath>
-          <m:eqArr>
-            <m:e>
-              <m:r>
-                <m:rPr>
-                  <m:sty m:val="p"/>
-                </m:rPr>
-                <m:t>cossim</m:t>
-              </m:r>
-              <m:r>
-                <m:rPr>
-                  <m:sty m:val="p"/>
-                </m:rPr>
-                <m:t>(</m:t>
-              </m:r>
-              <m:acc>
-                <m:accPr>
-                  <m:chr m:val="̃"/>
-                </m:accPr>
-                <m:e>
-                  <m:r>
-                    <m:t>x</m:t>
-                  </m:r>
-                </m:e>
-              </m:acc>
-              <m:r>
-                <m:rPr>
-                  <m:sty m:val="p"/>
-                </m:rPr>
-                <m:t>,</m:t>
-              </m:r>
-              <m:acc>
-                <m:accPr>
-                  <m:chr m:val="̃"/>
-                </m:accPr>
-                <m:e>
-                  <m:r>
-                    <m:t>y</m:t>
-                  </m:r>
-                </m:e>
-              </m:acc>
-              <m:r>
-                <m:rPr>
-                  <m:sty m:val="p"/>
-                </m:rPr>
-                <m:t>)</m:t>
-              </m:r>
-              <m:r>
-                <m:t>&amp;</m:t>
-              </m:r>
-              <m:r>
-                <m:rPr>
-                  <m:sty m:val="p"/>
-                </m:rPr>
-                <m:t>=</m:t>
-              </m:r>
-              <m:f>
-                <m:fPr>
-                  <m:type m:val="bar"/>
-                </m:fPr>
-                <m:num>
-                  <m:r>
-                    <m:t>2</m:t>
-                  </m:r>
-                  <m:r>
-                    <m:rPr>
-                      <m:sty m:val="p"/>
-                    </m:rPr>
-                    <m:t>+</m:t>
-                  </m:r>
-                  <m:r>
-                    <m:t>8</m:t>
-                  </m:r>
-                </m:num>
-                <m:den>
-                  <m:rad>
-                    <m:radPr>
-                      <m:degHide m:val="on"/>
-                    </m:radPr>
-                    <m:deg/>
-                    <m:e>
-                      <m:r>
-                        <m:t>5</m:t>
-                      </m:r>
-                    </m:e>
-                  </m:rad>
-                  <m:r>
-                    <m:t> </m:t>
-                  </m:r>
-                  <m:rad>
-                    <m:radPr>
-                      <m:degHide m:val="on"/>
-                    </m:radPr>
-                    <m:deg/>
-                    <m:e>
-                      <m:r>
-                        <m:t>20</m:t>
-                      </m:r>
-                    </m:e>
-                  </m:rad>
-                </m:den>
-              </m:f>
-            </m:e>
-            <m:e>
-              <m:r>
-                <m:t>&amp;</m:t>
-              </m:r>
-              <m:r>
-                <m:rPr>
-                  <m:sty m:val="p"/>
-                </m:rPr>
-                <m:t>=</m:t>
-              </m:r>
-              <m:f>
-                <m:fPr>
-                  <m:type m:val="bar"/>
-                </m:fPr>
-                <m:num>
-                  <m:r>
-                    <m:t>10</m:t>
-                  </m:r>
-                </m:num>
-                <m:den>
-                  <m:r>
-                    <m:t>10</m:t>
-                  </m:r>
-                </m:den>
-              </m:f>
-            </m:e>
-            <m:e>
-              <m:r>
-                <m:t>&amp;</m:t>
-              </m:r>
-              <m:r>
-                <m:rPr>
-                  <m:sty m:val="p"/>
-                </m:rPr>
-                <m:t>=</m:t>
-              </m:r>
-              <m:r>
-                <m:t>1</m:t>
-              </m:r>
-              <m:r>
-                <m:rPr>
-                  <m:sty m:val="p"/>
-                </m:rPr>
-                <m:t>.</m:t>
-              </m:r>
-            </m:e>
-          </m:eqArr>
-        </m:oMath>
-      </m:oMathPara>
-    </w:p>
-    <w:p>
-      <w:pPr>
-        <w:numPr>
-          <w:ilvl w:val="0"/>
-          <w:numId w:val="1018"/>
-        </w:numPr>
-      </w:pPr>
-      <w:r>
-        <w:t xml:space="preserve">Orthogonal vectors</w:t>
-      </w:r>
-      <w:r>
-        <w:t xml:space="preserve"> </w:t>
-      </w:r>
-      <m:oMath>
-        <m:acc>
-          <m:accPr>
-            <m:chr m:val="̃"/>
-          </m:accPr>
-          <m:e>
-            <m:r>
-              <m:t>x</m:t>
-            </m:r>
-          </m:e>
-        </m:acc>
-        <m:r>
-          <m:rPr>
-            <m:sty m:val="p"/>
-          </m:rPr>
-          <m:t>=</m:t>
-        </m:r>
-        <m:r>
-          <m:rPr>
-            <m:sty m:val="p"/>
-          </m:rPr>
-          <m:t>(</m:t>
-        </m:r>
-        <m:r>
-          <m:t>1</m:t>
-        </m:r>
-        <m:r>
-          <m:rPr>
-            <m:sty m:val="p"/>
-          </m:rPr>
-          <m:t>,</m:t>
-        </m:r>
-        <m:r>
-          <m:t>2</m:t>
-        </m:r>
-        <m:r>
-          <m:rPr>
-            <m:sty m:val="p"/>
-          </m:rPr>
-          <m:t>)</m:t>
-        </m:r>
-      </m:oMath>
-      <w:r>
-        <w:t xml:space="preserve"> </w:t>
-      </w:r>
-      <w:r>
-        <w:t xml:space="preserve">and</w:t>
-      </w:r>
-      <w:r>
-        <w:t xml:space="preserve"> </w:t>
-      </w:r>
-      <m:oMath>
-        <m:acc>
-          <m:accPr>
-            <m:chr m:val="̃"/>
-          </m:accPr>
-          <m:e>
-            <m:r>
-              <m:t>y</m:t>
-            </m:r>
-          </m:e>
-        </m:acc>
-        <m:r>
-          <m:rPr>
-            <m:sty m:val="p"/>
-          </m:rPr>
-          <m:t>=</m:t>
-        </m:r>
-        <m:r>
-          <m:rPr>
-            <m:sty m:val="p"/>
-          </m:rPr>
-          <m:t>(</m:t>
-        </m:r>
-        <m:r>
-          <m:rPr>
-            <m:sty m:val="p"/>
-          </m:rPr>
-          <m:t>−</m:t>
-        </m:r>
-        <m:r>
-          <m:t>2</m:t>
-        </m:r>
-        <m:r>
-          <m:rPr>
-            <m:sty m:val="p"/>
-          </m:rPr>
-          <m:t>,</m:t>
-        </m:r>
-        <m:r>
-          <m:t>1</m:t>
-        </m:r>
-        <m:r>
-          <m:rPr>
-            <m:sty m:val="p"/>
-          </m:rPr>
-          <m:t>)</m:t>
-        </m:r>
-      </m:oMath>
-      <w:r>
-        <w:t xml:space="preserve">:</w:t>
-      </w:r>
-    </w:p>
-    <w:p>
-      <w:pPr>
-        <w:pStyle w:val="BodyText"/>
-      </w:pPr>
-      <m:oMathPara>
-        <m:oMathParaPr>
-          <m:jc m:val="center"/>
-        </m:oMathParaPr>
-        <m:oMath>
-          <m:eqArr>
-            <m:e>
-              <m:r>
-                <m:rPr>
-                  <m:sty m:val="p"/>
-                </m:rPr>
-                <m:t>cossim</m:t>
-              </m:r>
-              <m:r>
-                <m:rPr>
-                  <m:sty m:val="p"/>
-                </m:rPr>
-                <m:t>(</m:t>
-              </m:r>
-              <m:acc>
-                <m:accPr>
-                  <m:chr m:val="̃"/>
-                </m:accPr>
-                <m:e>
-                  <m:r>
-                    <m:t>x</m:t>
-                  </m:r>
-                </m:e>
-              </m:acc>
-              <m:r>
-                <m:rPr>
-                  <m:sty m:val="p"/>
-                </m:rPr>
-                <m:t>,</m:t>
-              </m:r>
-              <m:acc>
-                <m:accPr>
-                  <m:chr m:val="̃"/>
-                </m:accPr>
-                <m:e>
-                  <m:r>
-                    <m:t>y</m:t>
-                  </m:r>
-                </m:e>
-              </m:acc>
-              <m:r>
-                <m:rPr>
-                  <m:sty m:val="p"/>
-                </m:rPr>
-                <m:t>)</m:t>
-              </m:r>
-              <m:r>
-                <m:t>&amp;</m:t>
-              </m:r>
-              <m:r>
-                <m:rPr>
-                  <m:sty m:val="p"/>
-                </m:rPr>
-                <m:t>=</m:t>
-              </m:r>
-              <m:f>
-                <m:fPr>
-                  <m:type m:val="bar"/>
-                </m:fPr>
-                <m:num>
-                  <m:r>
-                    <m:rPr>
-                      <m:sty m:val="p"/>
-                    </m:rPr>
-                    <m:t>−</m:t>
-                  </m:r>
-                  <m:r>
-                    <m:t>2</m:t>
-                  </m:r>
-                  <m:r>
-                    <m:rPr>
-                      <m:sty m:val="p"/>
-                    </m:rPr>
-                    <m:t>+</m:t>
-                  </m:r>
-                  <m:r>
-                    <m:t>2</m:t>
-                  </m:r>
-                </m:num>
-                <m:den>
-                  <m:rad>
-                    <m:radPr>
-                      <m:degHide m:val="on"/>
-                    </m:radPr>
-                    <m:deg/>
-                    <m:e>
-                      <m:r>
-                        <m:t>5</m:t>
-                      </m:r>
-                    </m:e>
-                  </m:rad>
-                  <m:r>
-                    <m:t> </m:t>
-                  </m:r>
-                  <m:rad>
-                    <m:radPr>
-                      <m:degHide m:val="on"/>
-                    </m:radPr>
-                    <m:deg/>
-                    <m:e>
-                      <m:r>
-                        <m:t>5</m:t>
-                      </m:r>
-                    </m:e>
-                  </m:rad>
-                </m:den>
-              </m:f>
-            </m:e>
-            <m:e>
-              <m:r>
-                <m:t>&amp;</m:t>
-              </m:r>
-              <m:r>
-                <m:rPr>
-                  <m:sty m:val="p"/>
-                </m:rPr>
-                <m:t>=</m:t>
-              </m:r>
-              <m:f>
-                <m:fPr>
-                  <m:type m:val="bar"/>
-                </m:fPr>
-                <m:num>
-                  <m:r>
-                    <m:t>0</m:t>
-                  </m:r>
-                </m:num>
-                <m:den>
-                  <m:r>
-                    <m:t>5</m:t>
-                  </m:r>
-                </m:den>
-              </m:f>
-            </m:e>
-            <m:e>
-              <m:r>
-                <m:t>&amp;</m:t>
-              </m:r>
-              <m:r>
-                <m:rPr>
-                  <m:sty m:val="p"/>
-                </m:rPr>
-                <m:t>=</m:t>
-              </m:r>
-              <m:r>
-                <m:t>0</m:t>
-              </m:r>
-              <m:r>
-                <m:rPr>
-                  <m:sty m:val="p"/>
-                </m:rPr>
-                <m:t>.</m:t>
-              </m:r>
-            </m:e>
-          </m:eqArr>
-        </m:oMath>
-      </m:oMathPara>
-    </w:p>
-    <w:p>
-      <w:pPr>
-        <w:numPr>
-          <w:ilvl w:val="0"/>
-          <w:numId w:val="1018"/>
-        </w:numPr>
-      </w:pPr>
-      <w:r>
-        <w:t xml:space="preserve">Arbitrary vectors</w:t>
-      </w:r>
-      <w:r>
-        <w:t xml:space="preserve"> </w:t>
-      </w:r>
-      <m:oMath>
-        <m:acc>
-          <m:accPr>
-            <m:chr m:val="̃"/>
-          </m:accPr>
-          <m:e>
-            <m:r>
-              <m:t>x</m:t>
-            </m:r>
-          </m:e>
-        </m:acc>
-        <m:r>
-          <m:rPr>
-            <m:sty m:val="p"/>
-          </m:rPr>
-          <m:t>=</m:t>
-        </m:r>
-        <m:r>
-          <m:rPr>
-            <m:sty m:val="p"/>
-          </m:rPr>
-          <m:t>(</m:t>
-        </m:r>
-        <m:r>
-          <m:t>1</m:t>
-        </m:r>
-        <m:r>
-          <m:rPr>
-            <m:sty m:val="p"/>
-          </m:rPr>
-          <m:t>,</m:t>
-        </m:r>
-        <m:r>
-          <m:t>0</m:t>
-        </m:r>
-        <m:r>
-          <m:rPr>
-            <m:sty m:val="p"/>
-          </m:rPr>
-          <m:t>)</m:t>
-        </m:r>
-      </m:oMath>
-      <w:r>
-        <w:t xml:space="preserve"> </w:t>
-      </w:r>
-      <w:r>
-        <w:t xml:space="preserve">and</w:t>
-      </w:r>
-      <w:r>
-        <w:t xml:space="preserve"> </w:t>
-      </w:r>
-      <m:oMath>
-        <m:acc>
-          <m:accPr>
-            <m:chr m:val="̃"/>
-          </m:accPr>
-          <m:e>
-            <m:r>
-              <m:t>y</m:t>
-            </m:r>
-          </m:e>
-        </m:acc>
-        <m:r>
-          <m:rPr>
-            <m:sty m:val="p"/>
-          </m:rPr>
-          <m:t>=</m:t>
-        </m:r>
-        <m:r>
-          <m:rPr>
-            <m:sty m:val="p"/>
-          </m:rPr>
-          <m:t>(</m:t>
-        </m:r>
-        <m:r>
-          <m:t>1</m:t>
-        </m:r>
-        <m:r>
-          <m:rPr>
-            <m:sty m:val="p"/>
-          </m:rPr>
-          <m:t>,</m:t>
-        </m:r>
-        <m:r>
-          <m:t>1</m:t>
-        </m:r>
-        <m:r>
-          <m:rPr>
-            <m:sty m:val="p"/>
-          </m:rPr>
-          <m:t>)</m:t>
-        </m:r>
-      </m:oMath>
-      <w:r>
-        <w:t xml:space="preserve">:</w:t>
-      </w:r>
-    </w:p>
-    <w:p>
-      <w:pPr>
-        <w:pStyle w:val="BodyText"/>
-      </w:pPr>
-      <m:oMathPara>
-        <m:oMathParaPr>
-          <m:jc m:val="center"/>
-        </m:oMathParaPr>
-        <m:oMath>
-          <m:eqArr>
-            <m:e>
-              <m:r>
-                <m:rPr>
-                  <m:sty m:val="p"/>
-                </m:rPr>
-                <m:t>cossim</m:t>
-              </m:r>
-              <m:r>
-                <m:rPr>
-                  <m:sty m:val="p"/>
-                </m:rPr>
-                <m:t>(</m:t>
-              </m:r>
-              <m:acc>
-                <m:accPr>
-                  <m:chr m:val="̃"/>
-                </m:accPr>
-                <m:e>
-                  <m:r>
-                    <m:t>x</m:t>
-                  </m:r>
-                </m:e>
-              </m:acc>
-              <m:r>
-                <m:rPr>
-                  <m:sty m:val="p"/>
-                </m:rPr>
-                <m:t>,</m:t>
-              </m:r>
-              <m:acc>
-                <m:accPr>
-                  <m:chr m:val="̃"/>
-                </m:accPr>
-                <m:e>
-                  <m:r>
-                    <m:t>y</m:t>
-                  </m:r>
-                </m:e>
-              </m:acc>
-              <m:r>
-                <m:rPr>
-                  <m:sty m:val="p"/>
-                </m:rPr>
-                <m:t>)</m:t>
-              </m:r>
-              <m:r>
-                <m:t>&amp;</m:t>
-              </m:r>
-              <m:r>
-                <m:rPr>
-                  <m:sty m:val="p"/>
-                </m:rPr>
-                <m:t>=</m:t>
-              </m:r>
-              <m:f>
-                <m:fPr>
-                  <m:type m:val="bar"/>
-                </m:fPr>
-                <m:num>
-                  <m:r>
-                    <m:t>1</m:t>
-                  </m:r>
-                  <m:r>
-                    <m:rPr>
-                      <m:sty m:val="p"/>
-                    </m:rPr>
-                    <m:t>⋅</m:t>
-                  </m:r>
-                  <m:r>
-                    <m:t>1</m:t>
-                  </m:r>
-                  <m:r>
-                    <m:rPr>
-                      <m:sty m:val="p"/>
-                    </m:rPr>
-                    <m:t>+</m:t>
-                  </m:r>
-                  <m:r>
-                    <m:t>0</m:t>
-                  </m:r>
-                  <m:r>
-                    <m:rPr>
-                      <m:sty m:val="p"/>
-                    </m:rPr>
-                    <m:t>⋅</m:t>
-                  </m:r>
-                  <m:r>
-                    <m:t>1</m:t>
-                  </m:r>
-                </m:num>
-                <m:den>
-                  <m:r>
-                    <m:t>1</m:t>
-                  </m:r>
-                  <m:r>
-                    <m:rPr>
-                      <m:sty m:val="p"/>
-                    </m:rPr>
-                    <m:t>⋅</m:t>
-                  </m:r>
-                  <m:rad>
-                    <m:radPr>
-                      <m:degHide m:val="on"/>
-                    </m:radPr>
-                    <m:deg/>
-                    <m:e>
-                      <m:r>
-                        <m:t>2</m:t>
-                      </m:r>
-                    </m:e>
-                  </m:rad>
-                </m:den>
-              </m:f>
-            </m:e>
-            <m:e>
-              <m:r>
-                <m:t>&amp;</m:t>
-              </m:r>
-              <m:r>
-                <m:rPr>
-                  <m:sty m:val="p"/>
-                </m:rPr>
-                <m:t>=</m:t>
-              </m:r>
-              <m:f>
-                <m:fPr>
-                  <m:type m:val="bar"/>
-                </m:fPr>
-                <m:num>
-                  <m:r>
-                    <m:t>1</m:t>
-                  </m:r>
-                </m:num>
-                <m:den>
-                  <m:rad>
-                    <m:radPr>
-                      <m:degHide m:val="on"/>
-                    </m:radPr>
-                    <m:deg/>
-                    <m:e>
-                      <m:r>
-                        <m:t>2</m:t>
-                      </m:r>
-                    </m:e>
-                  </m:rad>
-                </m:den>
-              </m:f>
-              <m:r>
-                <m:rPr>
-                  <m:sty m:val="p"/>
-                </m:rPr>
-                <m:t>.</m:t>
-              </m:r>
-            </m:e>
-          </m:eqArr>
-        </m:oMath>
-      </m:oMathPara>
-    </w:p>
-    <w:p>
-      <w:pPr>
-        <w:pStyle w:val="FirstParagraph"/>
-      </w:pPr>
-      <w:r>
-        <w:t xml:space="preserve">When both vectors have unit Euclidean norm (</w:t>
-      </w:r>
-      <m:oMath>
-        <m:r>
-          <m:t>​</m:t>
-        </m:r>
-        <m:d>
-          <m:dPr>
-            <m:begChr m:val="∥"/>
-            <m:sepChr m:val=""/>
-            <m:endChr m:val="∥"/>
-            <m:grow/>
-          </m:dPr>
-          <m:e>
-            <m:acc>
-              <m:accPr>
-                <m:chr m:val="̃"/>
-              </m:accPr>
-              <m:e>
-                <m:r>
-                  <m:t>x</m:t>
-                </m:r>
-              </m:e>
-            </m:acc>
-          </m:e>
-        </m:d>
-        <m:r>
-          <m:t>​</m:t>
-        </m:r>
-        <m:r>
-          <m:rPr>
-            <m:sty m:val="p"/>
-          </m:rPr>
-          <m:t>=</m:t>
-        </m:r>
-        <m:r>
-          <m:t>1</m:t>
-        </m:r>
-      </m:oMath>
-      <w:r>
-        <w:t xml:space="preserve"> </w:t>
-      </w:r>
-      <w:r>
-        <w:t xml:space="preserve">and</w:t>
-      </w:r>
-      <w:r>
-        <w:t xml:space="preserve"> </w:t>
-      </w:r>
-      <m:oMath>
-        <m:r>
-          <m:t>​</m:t>
-        </m:r>
-        <m:d>
-          <m:dPr>
-            <m:begChr m:val="∥"/>
-            <m:sepChr m:val=""/>
-            <m:endChr m:val="∥"/>
-            <m:grow/>
-          </m:dPr>
-          <m:e>
-            <m:acc>
-              <m:accPr>
-                <m:chr m:val="̃"/>
-              </m:accPr>
-              <m:e>
-                <m:r>
-                  <m:t>y</m:t>
-                </m:r>
-              </m:e>
-            </m:acc>
-          </m:e>
-        </m:d>
-        <m:r>
-          <m:t>​</m:t>
-        </m:r>
-        <m:r>
-          <m:rPr>
-            <m:sty m:val="p"/>
-          </m:rPr>
-          <m:t>=</m:t>
-        </m:r>
-        <m:r>
-          <m:t>1</m:t>
-        </m:r>
-      </m:oMath>
-      <w:r>
-        <w:t xml:space="preserve">),</w:t>
-      </w:r>
-      <w:r>
-        <w:t xml:space="preserve"> </w:t>
-      </w:r>
-      <w:r>
-        <w:t xml:space="preserve">cosine similarity equals their inner product:</w:t>
-      </w:r>
-      <w:r>
-        <w:t xml:space="preserve"> </w:t>
-      </w:r>
-      <m:oMath>
-        <m:r>
-          <m:rPr>
-            <m:sty m:val="p"/>
-          </m:rPr>
-          <m:t>cossim</m:t>
-        </m:r>
-        <m:r>
-          <m:rPr>
-            <m:sty m:val="p"/>
-          </m:rPr>
-          <m:t>(</m:t>
-        </m:r>
-        <m:acc>
-          <m:accPr>
-            <m:chr m:val="̃"/>
-          </m:accPr>
-          <m:e>
-            <m:r>
-              <m:t>x</m:t>
-            </m:r>
-          </m:e>
-        </m:acc>
-        <m:r>
-          <m:rPr>
-            <m:sty m:val="p"/>
-          </m:rPr>
-          <m:t>,</m:t>
-        </m:r>
-        <m:acc>
-          <m:accPr>
-            <m:chr m:val="̃"/>
-          </m:accPr>
-          <m:e>
-            <m:r>
-              <m:t>y</m:t>
-            </m:r>
-          </m:e>
-        </m:acc>
-        <m:r>
-          <m:rPr>
-            <m:sty m:val="p"/>
-          </m:rPr>
-          <m:t>)</m:t>
-        </m:r>
-        <m:r>
-          <m:rPr>
-            <m:sty m:val="p"/>
-          </m:rPr>
-          <m:t>=</m:t>
-        </m:r>
-        <m:d>
-          <m:dPr>
-            <m:begChr m:val="⟨"/>
-            <m:sepChr m:val=""/>
-            <m:endChr m:val="⟩"/>
-            <m:grow/>
-          </m:dPr>
-          <m:e>
-            <m:acc>
-              <m:accPr>
-                <m:chr m:val="̃"/>
-              </m:accPr>
-              <m:e>
-                <m:r>
-                  <m:t>x</m:t>
-                </m:r>
-              </m:e>
-            </m:acc>
-            <m:r>
-              <m:rPr>
-                <m:sty m:val="p"/>
-              </m:rPr>
-              <m:t>,</m:t>
-            </m:r>
-            <m:acc>
-              <m:accPr>
-                <m:chr m:val="̃"/>
-              </m:accPr>
-              <m:e>
-                <m:r>
-                  <m:t>y</m:t>
-                </m:r>
-              </m:e>
-            </m:acc>
-          </m:e>
-        </m:d>
-      </m:oMath>
-      <w:r>
-        <w:t xml:space="preserve">.</w:t>
-      </w:r>
-    </w:p>
-    <w:bookmarkEnd w:id="54"/>
-    <w:bookmarkEnd w:id="55"/>
-    <w:bookmarkStart w:id="87" w:name="sec-gram-schmidt"/>
+    <w:bookmarkEnd w:id="57"/>
+    <w:bookmarkEnd w:id="58"/>
+    <w:bookmarkStart w:id="90" w:name="sec-gram-schmidt"/>
     <w:p>
       <w:pPr>
         <w:pStyle w:val="Heading2"/>
@@ -36910,18 +37142,18 @@
                 <wp:inline>
                   <wp:extent cx="152400" cy="152400"/>
                   <wp:effectExtent b="0" l="0" r="0" t="0"/>
-                  <wp:docPr descr="" title="" id="56" name="Picture"/>
+                  <wp:docPr descr="" title="" id="59" name="Picture"/>
                   <a:graphic>
                     <a:graphicData uri="http://schemas.openxmlformats.org/drawingml/2006/picture">
                       <pic:pic>
                         <pic:nvPicPr>
-                          <pic:cNvPr descr="/opt/quarto/share/formats/docx/note.png" id="57" name="Picture"/>
+                          <pic:cNvPr descr="/opt/quarto/share/formats/docx/note.png" id="60" name="Picture"/>
                           <pic:cNvPicPr>
                             <a:picLocks noChangeArrowheads="1" noChangeAspect="1"/>
                           </pic:cNvPicPr>
                         </pic:nvPicPr>
                         <pic:blipFill>
-                          <a:blip r:embed="rId24"/>
+                          <a:blip r:embed="rId25"/>
                           <a:stretch>
                             <a:fillRect/>
                           </a:stretch>
@@ -37018,7 +37250,7 @@
             <w:r>
               <w:t xml:space="preserve"> </w:t>
             </w:r>
-            <w:hyperlink r:id="rId27">
+            <w:hyperlink r:id="rId28">
               <w:r>
                 <w:rPr>
                   <w:rStyle w:val="Hyperlink"/>
@@ -37046,7 +37278,7 @@
         </w:tc>
       </w:tr>
     </w:tbl>
-    <w:bookmarkStart w:id="58" w:name="thm-dot-linear-sum"/>
+    <w:bookmarkStart w:id="61" w:name="thm-dot-linear-sum"/>
     <w:p>
       <w:pPr>
         <w:pStyle w:val="BodyText"/>
@@ -37447,7 +37679,7 @@
         </m:oMath>
       </m:oMathPara>
     </w:p>
-    <w:bookmarkEnd w:id="58"/>
+    <w:bookmarkEnd w:id="61"/>
     <w:p>
       <w:pPr>
         <w:pStyle w:val="FirstParagraph"/>
@@ -38445,7 +38677,7 @@
         </m:oMath>
       </m:oMathPara>
     </w:p>
-    <w:bookmarkStart w:id="59" w:name="exm-dot-linear-sum"/>
+    <w:bookmarkStart w:id="62" w:name="exm-dot-linear-sum"/>
     <w:p>
       <w:pPr>
         <w:pStyle w:val="FirstParagraph"/>
@@ -38914,8 +39146,8 @@
         <w:t xml:space="preserve">, the same number.</w:t>
       </w:r>
     </w:p>
-    <w:bookmarkEnd w:id="59"/>
-    <w:bookmarkStart w:id="61" w:name="thm-orthonormal-independent"/>
+    <w:bookmarkEnd w:id="62"/>
+    <w:bookmarkStart w:id="64" w:name="thm-orthonormal-independent"/>
     <w:p>
       <w:pPr>
         <w:pStyle w:val="BodyText"/>
@@ -39000,7 +39232,7 @@
       <w:r>
         <w:t xml:space="preserve">are orthonormal (</w:t>
       </w:r>
-      <w:hyperlink r:id="rId60">
+      <w:hyperlink r:id="rId63">
         <w:r>
           <w:rPr>
             <w:rStyle w:val="Hyperlink"/>
@@ -39017,7 +39249,7 @@
       <w:r>
         <w:t xml:space="preserve">then they are linearly independent (</w:t>
       </w:r>
-      <w:hyperlink r:id="rId34">
+      <w:hyperlink r:id="rId35">
         <w:r>
           <w:rPr>
             <w:rStyle w:val="Hyperlink"/>
@@ -39029,7 +39261,7 @@
         <w:t xml:space="preserve">).</w:t>
       </w:r>
     </w:p>
-    <w:bookmarkEnd w:id="61"/>
+    <w:bookmarkEnd w:id="64"/>
     <w:p>
       <w:pPr>
         <w:pStyle w:val="BodyText"/>
@@ -39695,7 +39927,7 @@
         <w:t xml:space="preserve">.</w:t>
       </w:r>
     </w:p>
-    <w:bookmarkStart w:id="62" w:name="exm-orthonormal-independent"/>
+    <w:bookmarkStart w:id="65" w:name="exm-orthonormal-independent"/>
     <w:p>
       <w:pPr>
         <w:pStyle w:val="BodyText"/>
@@ -41072,8 +41304,8 @@
         <w:t xml:space="preserve">.</w:t>
       </w:r>
     </w:p>
-    <w:bookmarkEnd w:id="62"/>
-    <w:bookmarkStart w:id="64" w:name="def-orthonormal-basis"/>
+    <w:bookmarkEnd w:id="65"/>
+    <w:bookmarkStart w:id="67" w:name="def-orthonormal-basis"/>
     <w:p>
       <w:pPr>
         <w:pStyle w:val="BodyText"/>
@@ -41083,7 +41315,7 @@
           <w:b/>
           <w:bCs/>
         </w:rPr>
-        <w:t xml:space="preserve">Definition 9 (Orthonormal basis)</w:t>
+        <w:t xml:space="preserve">Definition 11 (Orthonormal basis)</w:t>
       </w:r>
       <w:r>
         <w:t xml:space="preserve"> </w:t>
@@ -41170,7 +41402,7 @@
       <w:r>
         <w:t xml:space="preserve">(</w:t>
       </w:r>
-      <w:hyperlink r:id="rId63">
+      <w:hyperlink r:id="rId66">
         <w:r>
           <w:rPr>
             <w:rStyle w:val="Hyperlink"/>
@@ -41187,7 +41419,7 @@
       <w:r>
         <w:t xml:space="preserve">whose vectors are orthonormal (</w:t>
       </w:r>
-      <w:hyperlink r:id="rId60">
+      <w:hyperlink r:id="rId63">
         <w:r>
           <w:rPr>
             <w:rStyle w:val="Hyperlink"/>
@@ -41199,8 +41431,8 @@
         <w:t xml:space="preserve">).</w:t>
       </w:r>
     </w:p>
-    <w:bookmarkEnd w:id="64"/>
-    <w:bookmarkStart w:id="68" w:name="exm-orthonormal-basis"/>
+    <w:bookmarkEnd w:id="67"/>
+    <w:bookmarkStart w:id="71" w:name="exm-orthonormal-basis"/>
     <w:p>
       <w:pPr>
         <w:pStyle w:val="BodyText"/>
@@ -41381,7 +41613,7 @@
       <w:r>
         <w:t xml:space="preserve">(</w:t>
       </w:r>
-      <w:hyperlink r:id="rId65">
+      <w:hyperlink r:id="rId68">
         <w:r>
           <w:rPr>
             <w:rStyle w:val="Hyperlink"/>
@@ -41507,7 +41739,7 @@
       <w:r>
         <w:t xml:space="preserve">so they are a basis of their span (</w:t>
       </w:r>
-      <w:hyperlink r:id="rId63">
+      <w:hyperlink r:id="rId66">
         <w:r>
           <w:rPr>
             <w:rStyle w:val="Hyperlink"/>
@@ -41538,7 +41770,7 @@
       <w:r>
         <w:t xml:space="preserve">(</w:t>
       </w:r>
-      <w:hyperlink r:id="rId66">
+      <w:hyperlink r:id="rId69">
         <w:r>
           <w:rPr>
             <w:rStyle w:val="Hyperlink"/>
@@ -41582,7 +41814,7 @@
       <w:r>
         <w:t xml:space="preserve">(</w:t>
       </w:r>
-      <w:hyperlink r:id="rId67">
+      <w:hyperlink r:id="rId70">
         <w:r>
           <w:rPr>
             <w:rStyle w:val="Hyperlink"/>
@@ -41596,7 +41828,7 @@
       <w:r>
         <w:t xml:space="preserve"> </w:t>
       </w:r>
-      <w:hyperlink r:id="rId65">
+      <w:hyperlink r:id="rId68">
         <w:r>
           <w:rPr>
             <w:rStyle w:val="Hyperlink"/>
@@ -41641,8 +41873,8 @@
         <w:t xml:space="preserve">too.</w:t>
       </w:r>
     </w:p>
-    <w:bookmarkEnd w:id="68"/>
-    <w:bookmarkStart w:id="71" w:name="exm-not-orthonormal-basis"/>
+    <w:bookmarkEnd w:id="71"/>
+    <w:bookmarkStart w:id="74" w:name="exm-not-orthonormal-basis"/>
     <w:p>
       <w:pPr>
         <w:pStyle w:val="FirstParagraph"/>
@@ -41758,7 +41990,7 @@
       <w:r>
         <w:t xml:space="preserve">(</w:t>
       </w:r>
-      <w:hyperlink r:id="rId69">
+      <w:hyperlink r:id="rId72">
         <w:r>
           <w:rPr>
             <w:rStyle w:val="Hyperlink"/>
@@ -41988,7 +42220,7 @@
       <w:r>
         <w:t xml:space="preserve">(</w:t>
       </w:r>
-      <w:hyperlink r:id="rId70">
+      <w:hyperlink r:id="rId73">
         <w:r>
           <w:rPr>
             <w:rStyle w:val="Hyperlink"/>
@@ -42047,8 +42279,8 @@
         <w:t xml:space="preserve">.</w:t>
       </w:r>
     </w:p>
-    <w:bookmarkEnd w:id="71"/>
-    <w:bookmarkStart w:id="72" w:name="thm-orthonormal-expansion"/>
+    <w:bookmarkEnd w:id="74"/>
+    <w:bookmarkStart w:id="75" w:name="thm-orthonormal-expansion"/>
     <w:p>
       <w:pPr>
         <w:pStyle w:val="FirstParagraph"/>
@@ -42156,7 +42388,7 @@
           <w:rPr>
             <w:rStyle w:val="Hyperlink"/>
           </w:rPr>
-          <w:t xml:space="preserve">Definition 9</w:t>
+          <w:t xml:space="preserve">Definition 11</w:t>
         </w:r>
       </w:hyperlink>
       <w:r>
@@ -42329,7 +42561,7 @@
         </m:oMath>
       </m:oMathPara>
     </w:p>
-    <w:bookmarkEnd w:id="72"/>
+    <w:bookmarkEnd w:id="75"/>
     <w:p>
       <w:pPr>
         <w:pStyle w:val="FirstParagraph"/>
@@ -42935,7 +43167,7 @@
         <w:t xml:space="preserve">.</w:t>
       </w:r>
     </w:p>
-    <w:bookmarkStart w:id="73" w:name="exm-orthonormal-expansion"/>
+    <w:bookmarkStart w:id="76" w:name="exm-orthonormal-expansion"/>
     <w:p>
       <w:pPr>
         <w:pStyle w:val="BodyText"/>
@@ -44175,8 +44407,8 @@
         <w:t xml:space="preserve">says.</w:t>
       </w:r>
     </w:p>
-    <w:bookmarkEnd w:id="73"/>
-    <w:bookmarkStart w:id="74" w:name="def-gram-schmidt"/>
+    <w:bookmarkEnd w:id="76"/>
+    <w:bookmarkStart w:id="77" w:name="def-gram-schmidt"/>
     <w:p>
       <w:pPr>
         <w:pStyle w:val="BodyText"/>
@@ -44186,7 +44418,7 @@
           <w:b/>
           <w:bCs/>
         </w:rPr>
-        <w:t xml:space="preserve">Definition 10 (Gram-Schmidt process)</w:t>
+        <w:t xml:space="preserve">Definition 12 (Gram-Schmidt process)</w:t>
       </w:r>
       <w:r>
         <w:t xml:space="preserve"> </w:t>
@@ -44951,8 +45183,8 @@
         <w:t xml:space="preserve">of them if it never stops.</w:t>
       </w:r>
     </w:p>
-    <w:bookmarkEnd w:id="74"/>
-    <w:bookmarkStart w:id="75" w:name="exm-gram-schmidt"/>
+    <w:bookmarkEnd w:id="77"/>
+    <w:bookmarkStart w:id="78" w:name="exm-gram-schmidt"/>
     <w:p>
       <w:pPr>
         <w:pStyle w:val="BodyText"/>
@@ -46431,8 +46663,8 @@
         </m:oMath>
       </m:oMathPara>
     </w:p>
-    <w:bookmarkEnd w:id="75"/>
-    <w:bookmarkStart w:id="76" w:name="exm-gram-schmidt-stops"/>
+    <w:bookmarkEnd w:id="78"/>
+    <w:bookmarkStart w:id="79" w:name="exm-gram-schmidt-stops"/>
     <w:p>
       <w:pPr>
         <w:pStyle w:val="FirstParagraph"/>
@@ -47153,8 +47385,8 @@
         <w:t xml:space="preserve">.</w:t>
       </w:r>
     </w:p>
-    <w:bookmarkEnd w:id="76"/>
-    <w:bookmarkStart w:id="77" w:name="thm-gram-schmidt"/>
+    <w:bookmarkEnd w:id="79"/>
+    <w:bookmarkStart w:id="80" w:name="thm-gram-schmidt"/>
     <w:p>
       <w:pPr>
         <w:pStyle w:val="BodyText"/>
@@ -47177,7 +47409,7 @@
           <w:rPr>
             <w:rStyle w:val="Hyperlink"/>
           </w:rPr>
-          <w:t xml:space="preserve">Definition 10</w:t>
+          <w:t xml:space="preserve">Definition 12</w:t>
         </w:r>
       </w:hyperlink>
       <w:r>
@@ -48068,14 +48300,14 @@
           <w:rPr>
             <w:rStyle w:val="Hyperlink"/>
           </w:rPr>
-          <w:t xml:space="preserve">Definition 9</w:t>
+          <w:t xml:space="preserve">Definition 11</w:t>
         </w:r>
       </w:hyperlink>
       <w:r>
         <w:t xml:space="preserve">).</w:t>
       </w:r>
     </w:p>
-    <w:bookmarkEnd w:id="77"/>
+    <w:bookmarkEnd w:id="80"/>
     <w:p>
       <w:pPr>
         <w:pStyle w:val="FirstParagraph"/>
@@ -48104,7 +48336,7 @@
         </w:rPr>
         <w:t xml:space="preserve"> </w:t>
       </w:r>
-      <w:hyperlink r:id="rId78">
+      <w:hyperlink r:id="rId81">
         <w:r>
           <w:rPr>
             <w:rStyle w:val="Hyperlink"/>
@@ -48225,7 +48457,7 @@
       <w:r>
         <w:t xml:space="preserve">(</w:t>
       </w:r>
-      <w:hyperlink r:id="rId79">
+      <w:hyperlink r:id="rId82">
         <w:r>
           <w:rPr>
             <w:rStyle w:val="Hyperlink"/>
@@ -49036,7 +49268,7 @@
                   <m:nor/>
                   <m:sty m:val="p"/>
                 </m:rPr>
-                <m:t>Definition 10</m:t>
+                <m:t>Definition 12</m:t>
               </m:r>
               <m:r>
                 <m:rPr>
@@ -52278,7 +52510,7 @@
       <w:r>
         <w:t xml:space="preserve">A span is a subspace (</w:t>
       </w:r>
-      <w:hyperlink r:id="rId80">
+      <w:hyperlink r:id="rId83">
         <w:r>
           <w:rPr>
             <w:rStyle w:val="Hyperlink"/>
@@ -52519,7 +52751,7 @@
       <w:r>
         <w:t xml:space="preserve"> </w:t>
       </w:r>
-      <w:hyperlink r:id="rId81">
+      <w:hyperlink r:id="rId84">
         <w:r>
           <w:rPr>
             <w:rStyle w:val="Hyperlink"/>
@@ -53043,7 +53275,7 @@
         <w:t xml:space="preserve">so they are an orthonormal basis of it.</w:t>
       </w:r>
     </w:p>
-    <w:bookmarkStart w:id="82" w:name="exm-thm-gram-schmidt"/>
+    <w:bookmarkStart w:id="85" w:name="exm-thm-gram-schmidt"/>
     <w:p>
       <w:pPr>
         <w:pStyle w:val="BodyText"/>
@@ -54584,7 +54816,7 @@
       <w:r>
         <w:t xml:space="preserve">(</w:t>
       </w:r>
-      <w:hyperlink r:id="rId66">
+      <w:hyperlink r:id="rId69">
         <w:r>
           <w:rPr>
             <w:rStyle w:val="Hyperlink"/>
@@ -54628,7 +54860,7 @@
       <w:r>
         <w:t xml:space="preserve">(</w:t>
       </w:r>
-      <w:hyperlink r:id="rId67">
+      <w:hyperlink r:id="rId70">
         <w:r>
           <w:rPr>
             <w:rStyle w:val="Hyperlink"/>
@@ -54642,7 +54874,7 @@
       <w:r>
         <w:t xml:space="preserve"> </w:t>
       </w:r>
-      <w:hyperlink r:id="rId65">
+      <w:hyperlink r:id="rId68">
         <w:r>
           <w:rPr>
             <w:rStyle w:val="Hyperlink"/>
@@ -54970,8 +55202,8 @@
         </m:oMath>
       </m:oMathPara>
     </w:p>
-    <w:bookmarkEnd w:id="82"/>
-    <w:bookmarkStart w:id="83" w:name="cor-orthonormal-basis-exists"/>
+    <w:bookmarkEnd w:id="85"/>
+    <w:bookmarkStart w:id="86" w:name="cor-orthonormal-basis-exists"/>
     <w:p>
       <w:pPr>
         <w:pStyle w:val="FirstParagraph"/>
@@ -55078,7 +55310,7 @@
           <w:rPr>
             <w:rStyle w:val="Hyperlink"/>
           </w:rPr>
-          <w:t xml:space="preserve">Definition 9</w:t>
+          <w:t xml:space="preserve">Definition 11</w:t>
         </w:r>
       </w:hyperlink>
       <w:r>
@@ -55109,7 +55341,7 @@
         <w:t xml:space="preserve">has an orthonormal basis.</w:t>
       </w:r>
     </w:p>
-    <w:bookmarkEnd w:id="83"/>
+    <w:bookmarkEnd w:id="86"/>
     <w:p>
       <w:pPr>
         <w:pStyle w:val="BodyText"/>
@@ -55386,7 +55618,7 @@
       <w:r>
         <w:t xml:space="preserve">(</w:t>
       </w:r>
-      <w:hyperlink r:id="rId84">
+      <w:hyperlink r:id="rId87">
         <w:r>
           <w:rPr>
             <w:rStyle w:val="Hyperlink"/>
@@ -55542,7 +55774,7 @@
       <w:r>
         <w:t xml:space="preserve"> </w:t>
       </w:r>
-      <w:hyperlink r:id="rId78">
+      <w:hyperlink r:id="rId81">
         <w:r>
           <w:rPr>
             <w:rStyle w:val="Hyperlink"/>
@@ -56271,7 +56503,7 @@
         <w:t xml:space="preserve">So the orthonormal basis contains the starting list.</w:t>
       </w:r>
     </w:p>
-    <w:bookmarkStart w:id="86" w:name="exm-orthonormal-basis-exists"/>
+    <w:bookmarkStart w:id="89" w:name="exm-orthonormal-basis-exists"/>
     <w:p>
       <w:pPr>
         <w:pStyle w:val="BodyText"/>
@@ -56449,7 +56681,7 @@
       <w:r>
         <w:t xml:space="preserve"> </w:t>
       </w:r>
-      <w:hyperlink r:id="rId85">
+      <w:hyperlink r:id="rId88">
         <w:r>
           <w:rPr>
             <w:rStyle w:val="Hyperlink"/>
@@ -56980,7 +57212,7 @@
       <w:r>
         <w:t xml:space="preserve">are linearly independent (</w:t>
       </w:r>
-      <w:hyperlink r:id="rId81">
+      <w:hyperlink r:id="rId84">
         <w:r>
           <w:rPr>
             <w:rStyle w:val="Hyperlink"/>
@@ -57044,7 +57276,7 @@
       <w:r>
         <w:t xml:space="preserve">(</w:t>
       </w:r>
-      <w:hyperlink r:id="rId66">
+      <w:hyperlink r:id="rId69">
         <w:r>
           <w:rPr>
             <w:rStyle w:val="Hyperlink"/>
@@ -57088,7 +57320,7 @@
       <w:r>
         <w:t xml:space="preserve">(</w:t>
       </w:r>
-      <w:hyperlink r:id="rId67">
+      <w:hyperlink r:id="rId70">
         <w:r>
           <w:rPr>
             <w:rStyle w:val="Hyperlink"/>
@@ -57102,7 +57334,7 @@
       <w:r>
         <w:t xml:space="preserve"> </w:t>
       </w:r>
-      <w:hyperlink r:id="rId65">
+      <w:hyperlink r:id="rId68">
         <w:r>
           <w:rPr>
             <w:rStyle w:val="Hyperlink"/>
@@ -58025,9 +58257,9 @@
         <w:t xml:space="preserve">, in a different order.</w:t>
       </w:r>
     </w:p>
-    <w:bookmarkEnd w:id="86"/>
-    <w:bookmarkEnd w:id="87"/>
-    <w:bookmarkStart w:id="103" w:name="outer-product"/>
+    <w:bookmarkEnd w:id="89"/>
+    <w:bookmarkEnd w:id="90"/>
+    <w:bookmarkStart w:id="106" w:name="outer-product"/>
     <w:p>
       <w:pPr>
         <w:pStyle w:val="Heading2"/>
@@ -58036,7 +58268,7 @@
         <w:t xml:space="preserve">4 Outer product</w:t>
       </w:r>
     </w:p>
-    <w:bookmarkStart w:id="89" w:name="def-outer-product"/>
+    <w:bookmarkStart w:id="92" w:name="def-outer-product"/>
     <w:p>
       <w:pPr>
         <w:pStyle w:val="FirstParagraph"/>
@@ -58046,7 +58278,7 @@
           <w:b/>
           <w:bCs/>
         </w:rPr>
-        <w:t xml:space="preserve">Definition 11 (Outer product)</w:t>
+        <w:t xml:space="preserve">Definition 13 (Outer product)</w:t>
       </w:r>
       <w:r>
         <w:t xml:space="preserve"> </w:t>
@@ -58163,7 +58395,7 @@
       <w:r>
         <w:t xml:space="preserve">matrix product (</w:t>
       </w:r>
-      <w:hyperlink r:id="rId88">
+      <w:hyperlink r:id="rId91">
         <w:r>
           <w:rPr>
             <w:rStyle w:val="Hyperlink"/>
@@ -58453,8 +58685,8 @@
         </m:oMath>
       </m:oMathPara>
     </w:p>
-    <w:bookmarkEnd w:id="89"/>
-    <w:bookmarkStart w:id="90" w:name="exm-outer-product"/>
+    <w:bookmarkEnd w:id="92"/>
+    <w:bookmarkStart w:id="93" w:name="exm-outer-product"/>
     <w:p>
       <w:pPr>
         <w:pStyle w:val="FirstParagraph"/>
@@ -59037,8 +59269,8 @@
         </m:oMath>
       </m:oMathPara>
     </w:p>
-    <w:bookmarkEnd w:id="90"/>
-    <w:bookmarkStart w:id="92" w:name="rem-outer-vs-dot-product"/>
+    <w:bookmarkEnd w:id="93"/>
+    <w:bookmarkStart w:id="95" w:name="rem-outer-vs-dot-product"/>
     <w:p>
       <w:pPr>
         <w:pStyle w:val="FirstParagraph"/>
@@ -59048,7 +59280,7 @@
           <w:i/>
           <w:iCs/>
         </w:rPr>
-        <w:t xml:space="preserve">Remark 4</w:t>
+        <w:t xml:space="preserve">Remark 5</w:t>
       </w:r>
       <w:r>
         <w:t xml:space="preserve"> (Outer product and dot product). </w:t>
@@ -59099,7 +59331,7 @@
       <w:r>
         <w:t xml:space="preserve">(</w:t>
       </w:r>
-      <w:hyperlink r:id="rId91">
+      <w:hyperlink r:id="rId94">
         <w:r>
           <w:rPr>
             <w:rStyle w:val="Hyperlink"/>
@@ -59762,8 +59994,8 @@
         </m:oMath>
       </m:oMathPara>
     </w:p>
-    <w:bookmarkEnd w:id="92"/>
-    <w:bookmarkStart w:id="94" w:name="thm-outer-product-rank"/>
+    <w:bookmarkEnd w:id="95"/>
+    <w:bookmarkStart w:id="97" w:name="thm-outer-product-rank"/>
     <w:p>
       <w:pPr>
         <w:pStyle w:val="FirstParagraph"/>
@@ -59927,7 +60159,7 @@
       <w:r>
         <w:t xml:space="preserve">(</w:t>
       </w:r>
-      <w:hyperlink r:id="rId93">
+      <w:hyperlink r:id="rId96">
         <w:r>
           <w:rPr>
             <w:rStyle w:val="Hyperlink"/>
@@ -59939,7 +60171,7 @@
         <w:t xml:space="preserve">).</w:t>
       </w:r>
     </w:p>
-    <w:bookmarkEnd w:id="94"/>
+    <w:bookmarkEnd w:id="97"/>
     <w:p>
       <w:pPr>
         <w:pStyle w:val="BodyText"/>
@@ -60255,7 +60487,7 @@
       <w:r>
         <w:t xml:space="preserve">and a single nonzero vector is linearly independent (</w:t>
       </w:r>
-      <w:hyperlink r:id="rId34">
+      <w:hyperlink r:id="rId35">
         <w:r>
           <w:rPr>
             <w:rStyle w:val="Hyperlink"/>
@@ -61194,7 +61426,7 @@
       <w:r>
         <w:t xml:space="preserve">so the set is not linearly independent (</w:t>
       </w:r>
-      <w:hyperlink r:id="rId34">
+      <w:hyperlink r:id="rId35">
         <w:r>
           <w:rPr>
             <w:rStyle w:val="Hyperlink"/>
@@ -61212,7 +61444,7 @@
         <w:t xml:space="preserve">The largest linearly independent set of columns therefore has one column.</w:t>
       </w:r>
     </w:p>
-    <w:bookmarkStart w:id="95" w:name="exm-outer-product-rank"/>
+    <w:bookmarkStart w:id="98" w:name="exm-outer-product-rank"/>
     <w:p>
       <w:pPr>
         <w:pStyle w:val="BodyText"/>
@@ -61561,9 +61793,9 @@
         <w:t xml:space="preserve">.</w:t>
       </w:r>
     </w:p>
-    <w:bookmarkEnd w:id="95"/>
-    <w:bookmarkStart w:id="102" w:name="refs"/>
-    <w:bookmarkStart w:id="97" w:name="ref-axler2024linear"/>
+    <w:bookmarkEnd w:id="98"/>
+    <w:bookmarkStart w:id="105" w:name="refs"/>
+    <w:bookmarkStart w:id="100" w:name="ref-axler2024linear"/>
     <w:p>
       <w:pPr>
         <w:pStyle w:val="Bibliography"/>
@@ -61587,7 +61819,7 @@
       <w:r>
         <w:t xml:space="preserve"> </w:t>
       </w:r>
-      <w:hyperlink r:id="rId96">
+      <w:hyperlink r:id="rId99">
         <w:r>
           <w:rPr>
             <w:rStyle w:val="Hyperlink"/>
@@ -61599,8 +61831,8 @@
         <w:t xml:space="preserve">.</w:t>
       </w:r>
     </w:p>
-    <w:bookmarkEnd w:id="97"/>
-    <w:bookmarkStart w:id="99" w:name="ref-banerjee2014linear"/>
+    <w:bookmarkEnd w:id="100"/>
+    <w:bookmarkStart w:id="102" w:name="ref-banerjee2014linear"/>
     <w:p>
       <w:pPr>
         <w:pStyle w:val="Bibliography"/>
@@ -61624,7 +61856,7 @@
       <w:r>
         <w:t xml:space="preserve"> </w:t>
       </w:r>
-      <w:hyperlink r:id="rId98">
+      <w:hyperlink r:id="rId101">
         <w:r>
           <w:rPr>
             <w:rStyle w:val="Hyperlink"/>
@@ -61636,8 +61868,8 @@
         <w:t xml:space="preserve">.</w:t>
       </w:r>
     </w:p>
-    <w:bookmarkEnd w:id="99"/>
-    <w:bookmarkStart w:id="101" w:name="ref-zhou2024vector"/>
+    <w:bookmarkEnd w:id="102"/>
+    <w:bookmarkStart w:id="104" w:name="ref-zhou2024vector"/>
     <w:p>
       <w:pPr>
         <w:pStyle w:val="Bibliography"/>
@@ -61661,7 +61893,7 @@
       <w:r>
         <w:t xml:space="preserve"> </w:t>
       </w:r>
-      <w:hyperlink r:id="rId100">
+      <w:hyperlink r:id="rId103">
         <w:r>
           <w:rPr>
             <w:rStyle w:val="Hyperlink"/>
@@ -61673,9 +61905,9 @@
         <w:t xml:space="preserve">.</w:t>
       </w:r>
     </w:p>
-    <w:bookmarkEnd w:id="101"/>
-    <w:bookmarkEnd w:id="102"/>
-    <w:bookmarkEnd w:id="103"/>
+    <w:bookmarkEnd w:id="104"/>
+    <w:bookmarkEnd w:id="105"/>
+    <w:bookmarkEnd w:id="106"/>
     <w:sectPr>
       <w:footnotePr>
         <w:numRestart w:val="eachSect"/>
